--- a/FINAL_SUBMISSION_CODE_DOCS/report/HIT140_A3_Group_Report.docx
+++ b/FINAL_SUBMISSION_CODE_DOCS/report/HIT140_A3_Group_Report.docx
@@ -1,6 +1,6 @@
 
 <file path=word/document.xml><?xml version="1.0" encoding="utf-8"?>
-<w:document xmlns:wpc="http://schemas.microsoft.com/office/word/2010/wordprocessingCanvas" xmlns:cx="http://schemas.microsoft.com/office/drawing/2014/chartex" xmlns:cx1="http://schemas.microsoft.com/office/drawing/2015/9/8/chartex" xmlns:cx2="http://schemas.microsoft.com/office/drawing/2015/10/21/chartex" xmlns:cx3="http://schemas.microsoft.com/office/drawing/2016/5/9/chartex" xmlns:cx4="http://schemas.microsoft.com/office/drawing/2016/5/10/chartex" xmlns:cx5="http://schemas.microsoft.com/office/drawing/2016/5/11/chartex" xmlns:cx6="http://schemas.microsoft.com/office/drawing/2016/5/12/chartex" xmlns:cx7="http://schemas.microsoft.com/office/drawing/2016/5/13/chartex" xmlns:cx8="http://schemas.microsoft.com/office/drawing/2016/5/14/chartex" xmlns:mc="http://schemas.openxmlformats.org/markup-compatibility/2006" xmlns:aink="http://schemas.microsoft.com/office/drawing/2016/ink" xmlns:am3d="http://schemas.microsoft.com/office/drawing/2017/model3d" xmlns:o="urn:schemas-microsoft-com:office:office" xmlns:r="http://schemas.openxmlformats.org/officeDocument/2006/relationships" xmlns:m="http://schemas.openxmlformats.org/officeDocument/2006/math" xmlns:v="urn:schemas-microsoft-com:vml" xmlns:wp14="http://schemas.microsoft.com/office/word/2010/wordprocessingDrawing" xmlns:wp="http://schemas.openxmlformats.org/drawingml/2006/wordprocessingDrawing" xmlns:w10="urn:schemas-microsoft-com:office:word" xmlns:w="http://schemas.openxmlformats.org/wordprocessingml/2006/main" xmlns:w14="http://schemas.microsoft.com/office/word/2010/wordml" xmlns:w15="http://schemas.microsoft.com/office/word/2012/wordml" xmlns:w16cex="http://schemas.microsoft.com/office/word/2018/wordml/cex" xmlns:w16cid="http://schemas.microsoft.com/office/word/2016/wordml/cid" xmlns:w16="http://schemas.microsoft.com/office/word/2018/wordml" xmlns:w16sdtdh="http://schemas.microsoft.com/office/word/2020/wordml/sdtdatahash" xmlns:w16se="http://schemas.microsoft.com/office/word/2015/wordml/symex" xmlns:wpg="http://schemas.microsoft.com/office/word/2010/wordprocessingGroup" xmlns:wpi="http://schemas.microsoft.com/office/word/2010/wordprocessingInk" xmlns:wne="http://schemas.microsoft.com/office/word/2006/wordml" xmlns:wps="http://schemas.microsoft.com/office/word/2010/wordprocessingShape" mc:Ignorable="w14 w15 w16se w16cid w16 w16cex w16sdtdh wp14">
+<w:document xmlns:wpc="http://schemas.microsoft.com/office/word/2010/wordprocessingCanvas" xmlns:mc="http://schemas.openxmlformats.org/markup-compatibility/2006" xmlns:o="urn:schemas-microsoft-com:office:office" xmlns:r="http://schemas.openxmlformats.org/officeDocument/2006/relationships" xmlns:m="http://schemas.openxmlformats.org/officeDocument/2006/math" xmlns:v="urn:schemas-microsoft-com:vml" xmlns:wp14="http://schemas.microsoft.com/office/word/2010/wordprocessingDrawing" xmlns:wp="http://schemas.openxmlformats.org/drawingml/2006/wordprocessingDrawing" xmlns:w10="urn:schemas-microsoft-com:office:word" xmlns:w="http://schemas.openxmlformats.org/wordprocessingml/2006/main" xmlns:w14="http://schemas.microsoft.com/office/word/2010/wordml" xmlns:w15="http://schemas.microsoft.com/office/word/2012/wordml" xmlns:wpg="http://schemas.microsoft.com/office/word/2010/wordprocessingGroup" xmlns:wpi="http://schemas.microsoft.com/office/word/2010/wordprocessingInk" xmlns:wne="http://schemas.microsoft.com/office/word/2006/wordml" xmlns:wps="http://schemas.microsoft.com/office/word/2010/wordprocessingShape" mc:Ignorable="w14 w15 wp14">
   <w:body>
     <w:p>
       <w:pPr>
@@ -239,10 +239,7 @@
     </w:p>
     <w:p>
       <w:r>
-        <w:t>In total, 5 datasets will be used (Figure 1</w:t>
-      </w:r>
-      <w:r>
-        <w:t>):</w:t>
+        <w:t>In total, 5 datasets will be used (Figure 1):</w:t>
       </w:r>
     </w:p>
     <w:p>
@@ -386,10 +383,7 @@
         <w:t>adds to each nation's</w:t>
       </w:r>
       <w:r>
-        <w:t xml:space="preserve"> experiences</w:t>
-      </w:r>
-      <w:r>
-        <w:t>.</w:t>
+        <w:t xml:space="preserve"> experiences.</w:t>
       </w:r>
     </w:p>
     <w:p>
@@ -613,10 +607,7 @@
         <w:t>tasks will be shared, and 4 more unique variables</w:t>
       </w:r>
       <w:r>
-        <w:t xml:space="preserve"> will be chosen for each task. </w:t>
-      </w:r>
-      <w:r>
-        <w:t>All 16 chosen terms had the expected sign and every VIF was below 5.</w:t>
+        <w:t xml:space="preserve"> will be chosen for each task. All 16 chosen terms had the expected sign and every VIF was below 5.</w:t>
       </w:r>
     </w:p>
     <w:tbl>
@@ -793,13 +784,7 @@
               <w:rPr>
                 <w:sz w:val="16"/>
               </w:rPr>
-              <w:t xml:space="preserve">Squad value (log) </w:t>
-            </w:r>
-            <w:r>
-              <w:rPr>
-                <w:sz w:val="16"/>
-              </w:rPr>
-              <w:t>difference</w:t>
+              <w:t>Squad value (log) difference</w:t>
             </w:r>
           </w:p>
         </w:tc>
@@ -1036,13 +1021,7 @@
               <w:rPr>
                 <w:sz w:val="16"/>
               </w:rPr>
-              <w:t xml:space="preserve">Historical World </w:t>
-            </w:r>
-            <w:r>
-              <w:rPr>
-                <w:sz w:val="16"/>
-              </w:rPr>
-              <w:t>Cup goal diff. per match, difference</w:t>
+              <w:t>Historical World Cup goal diff. per match, difference</w:t>
             </w:r>
           </w:p>
         </w:tc>
@@ -1253,13 +1232,7 @@
               <w:rPr>
                 <w:sz w:val="16"/>
               </w:rPr>
-              <w:t xml:space="preserve">Corners 2018/22, </w:t>
-            </w:r>
-            <w:r>
-              <w:rPr>
-                <w:sz w:val="16"/>
-              </w:rPr>
-              <w:t>difference</w:t>
+              <w:t>Corners 2018/22, difference</w:t>
             </w:r>
           </w:p>
         </w:tc>
@@ -1452,14 +1425,7 @@
           <w:i/>
           <w:sz w:val="17"/>
         </w:rPr>
-        <w:t xml:space="preserve">Figure 2. Correlations among the chosen variables and the target (training matches only). The </w:t>
-      </w:r>
-      <w:r>
-        <w:rPr>
-          <w:i/>
-          <w:sz w:val="17"/>
-        </w:rPr>
-        <w:t>strength variables are linked with each other, which explains the unstable single coefficients later.</w:t>
+        <w:t>Figure 2. Correlations among the chosen variables and the target (training matches only). The strength variables are linked with each other, which explains the unstable single coefficients later.</w:t>
       </w:r>
     </w:p>
     <w:p>
@@ -1481,15 +1447,7 @@
         <w:t xml:space="preserve">Matches were split in 80% for training and 20% for testing so we will have 83 matches for training and 21 matches to test our model. </w:t>
       </w:r>
       <w:r>
-        <w:t xml:space="preserve">After the initial linear regression, we perform 5 optimization </w:t>
-      </w:r>
-      <w:proofErr w:type="gramStart"/>
-      <w:r>
-        <w:t>step</w:t>
-      </w:r>
-      <w:proofErr w:type="gramEnd"/>
-      <w:r>
-        <w:t xml:space="preserve"> to enhance the accuracy of the model:</w:t>
+        <w:t>After the initial linear regression, we perform 5 optimization step to enhance the accuracy of the model:</w:t>
       </w:r>
     </w:p>
     <w:p>
@@ -1549,51 +1507,30 @@
     </w:p>
     <w:p>
       <w:r>
-        <w:t>- M</w:t>
-      </w:r>
-      <w:r>
-        <w:t>ulticollinearity check</w:t>
-      </w:r>
-      <w:r>
-        <w:t xml:space="preserve">: </w:t>
-      </w:r>
-      <w:r>
-        <w:t>highest VIF 4.8</w:t>
-      </w:r>
-      <w:r>
-        <w:t xml:space="preserve"> and strongest correlation between 2 variable is 0.82 for LR 2.1 and highest VIF 4.0 and strongest correlation is 0.83 for LR 2.2, so no variable should be excluded.</w:t>
+        <w:t>- Multicollinearity check: highest VIF 4.8 and strongest correlation between 2 variable is 0.82 for LR 2.1 and highest VIF 4.0 and strongest correlation is 0.83 for LR 2.2, so no variable should be excluded.</w:t>
       </w:r>
     </w:p>
     <w:p>
       <w:r>
-        <w:t xml:space="preserve">- </w:t>
-      </w:r>
-      <w:r>
-        <w:t>Yeo-Johnson transformation</w:t>
-      </w:r>
-      <w:r>
-        <w:t>: we keep this transformation for LR 2.2 only as it did not improve the result for LR 2.1</w:t>
+        <w:t>- Yeo-Johnson transformation: we keep this transformation for LR 2.2 only as it did not improve the result for LR 2.1</w:t>
       </w:r>
     </w:p>
     <w:p>
       <w:r>
-        <w:t>- z-</w:t>
+        <w:t xml:space="preserve">- </w:t>
+      </w:r>
+      <w:proofErr w:type="gramStart"/>
+      <w:r>
+        <w:t>z-</w:t>
       </w:r>
       <w:proofErr w:type="spellStart"/>
       <w:r>
         <w:t>standardisation</w:t>
       </w:r>
       <w:proofErr w:type="spellEnd"/>
-      <w:r>
-        <w:t xml:space="preserve">: same predictions, comparable coefficients, so we kept for both linear </w:t>
-      </w:r>
-      <w:proofErr w:type="gramStart"/>
-      <w:r>
-        <w:t>regression</w:t>
-      </w:r>
       <w:proofErr w:type="gramEnd"/>
       <w:r>
-        <w:t>.</w:t>
+        <w:t>: same predictions, comparable coefficients, so we kept for both linear regression.</w:t>
       </w:r>
     </w:p>
     <w:p>
@@ -1690,14 +1627,7 @@
                 <w:b/>
                 <w:sz w:val="17"/>
               </w:rPr>
-              <w:t>LR 2.</w:t>
-            </w:r>
-            <w:r>
-              <w:rPr>
-                <w:b/>
-                <w:sz w:val="17"/>
-              </w:rPr>
-              <w:t>2 OLS</w:t>
+              <w:t>LR 2.2 OLS</w:t>
             </w:r>
           </w:p>
         </w:tc>
@@ -2083,13 +2013,7 @@
         <w:t>Squad value</w:t>
       </w:r>
       <w:r>
-        <w:t xml:space="preserve"> is the clearest driv</w:t>
-      </w:r>
-      <w:r>
-        <w:t xml:space="preserve">er (+1.3 goals of difference per standard deviation, p &lt; 0.001). Elo and experience have the right sign but wide intervals, because they overlap with squad value (r = 0.82). Confederation strength has a negative coefficient although its simple correlation </w:t>
-      </w:r>
-      <w:r>
-        <w:t>is positive: once strength is controlled for, a European or South American team is weaker than its rating suggests. This is an effect of correlated variables, not a football rule.</w:t>
+        <w:t xml:space="preserve"> is the clearest driver (+1.3 goals of difference per standard deviation, p &lt; 0.001). Elo and experience have the right sign but wide intervals, because they overlap with squad value (r = 0.82). Confederation strength has a negative coefficient although its simple correlation is positive: once strength is controlled for, a European or South American team is weaker than its rating suggests. This is an effect of correlated variables, not a football rule.</w:t>
       </w:r>
     </w:p>
     <w:p>
@@ -2100,10 +2024,7 @@
         <w:t>LR 2.2.</w:t>
       </w:r>
       <w:r>
-        <w:t xml:space="preserve"> Goals by one team are much harder to predict (R² 0.33; only 0.06 on </w:t>
-      </w:r>
-      <w:r>
-        <w:t xml:space="preserve">the test set). Squad value is again the only clearly significant variable (+0.49 goals per standard deviation, cluster-robust p = 0.001), and the gain over the baseline is small (backtest 1.25 vs 1.29 goals). </w:t>
+        <w:t xml:space="preserve"> Goals by one team are much harder to predict (R² 0.33; only 0.06 on the test set). Squad value is again the only clearly significant variable (+0.49 goals per standard deviation, cluster-robust p = 0.001), and the gain over the baseline is small (backtest 1.25 vs 1.29 goals). </w:t>
       </w:r>
       <w:r>
         <w:rPr>
@@ -2112,13 +2033,7 @@
         <w:t>Variable analysis:</w:t>
       </w:r>
       <w:r>
-        <w:t xml:space="preserve"> with the four shared variabl</w:t>
-      </w:r>
-      <w:r>
-        <w:t>es alone the CV error is 1.577 (LR 2.1) and 1.194 (LR 2.2), compared with 1.559 and 1.179 for all eight; the unique variables on their own are barely better than the average. Squad value alone is almost as good as all eight in LR 2.1. So pre-match strength</w:t>
-      </w:r>
-      <w:r>
-        <w:t xml:space="preserve"> explains most of what can be known, and playing-style variables add little.</w:t>
+        <w:t xml:space="preserve"> with the four shared variables alone the CV error is 1.577 (LR 2.1) and 1.194 (LR 2.2), compared with 1.559 and 1.179 for all eight; the unique variables on their own are barely better than the average. Squad value alone is almost as good as all eight in LR 2.1. So pre-match strength explains most of what can be known, and playing-style variables add little.</w:t>
       </w:r>
     </w:p>
     <w:p>
@@ -2235,14 +2150,7 @@
           <w:i/>
           <w:sz w:val="17"/>
         </w:rPr>
-        <w:t xml:space="preserve">Figure 3. </w:t>
-      </w:r>
-      <w:r>
-        <w:rPr>
-          <w:i/>
-          <w:sz w:val="17"/>
-        </w:rPr>
-        <w:t>Standardised coefficients with 95% confidence intervals (green = shared variables).</w:t>
+        <w:t>Figure 3. Standardised coefficients with 95% confidence intervals (green = shared variables).</w:t>
       </w:r>
     </w:p>
     <w:p>
@@ -2261,10 +2169,7 @@
     </w:p>
     <w:p>
       <w:r>
-        <w:t>We compared Ridge, Lasso, Elastic Net, kNN, SVR, Random Forest, Gradient Boosting and (for LR 2.2) Poisson regression on exactly the</w:t>
-      </w:r>
-      <w:r>
-        <w:t xml:space="preserve"> same variables and splits. Settings were tuned inside the training matches only. Figure 5 shows the backtest error.</w:t>
+        <w:t>We compared Ridge, Lasso, Elastic Net, kNN, SVR, Random Forest, Gradient Boosting and (for LR 2.2) Poisson regression on exactly the same variables and splits. Settings were tuned inside the training matches only. Figure 5 shows the backtest error.</w:t>
       </w:r>
     </w:p>
     <w:p>
@@ -2333,10 +2238,7 @@
         <w:t>LR 2.1:</w:t>
       </w:r>
       <w:r>
-        <w:t xml:space="preserve"> SVR (1.29) is nominally best, but linear regression (1</w:t>
-      </w:r>
-      <w:r>
-        <w:t xml:space="preserve">.34) and Ridge (1.32) are almost identical; the bootstrap gain of SVR over linear regression is +0.04 goals (95% CI -0.13 to +0.21), so complexity does not help. </w:t>
+        <w:t xml:space="preserve"> SVR (1.29) is nominally best, but linear regression (1.34) and Ridge (1.32) are almost identical; the bootstrap gain of SVR over linear regression is +0.04 goals (95% CI -0.13 to +0.21), so complexity does not help. </w:t>
       </w:r>
       <w:r>
         <w:rPr>
@@ -2345,10 +2247,7 @@
         <w:t>LR 2.2:</w:t>
       </w:r>
       <w:r>
-        <w:t xml:space="preserve"> linear regression is barely better than the baseline (gain +0.05, CI -0.06 to +0.17), </w:t>
-      </w:r>
-      <w:r>
-        <w:t xml:space="preserve">while Random Forest (1.13) beats it by +0.12 goals (CI +0.02 to +0.21), and penalised linear models and SVR also do better. </w:t>
+        <w:t xml:space="preserve"> linear regression is barely better than the baseline (gain +0.05, CI -0.06 to +0.17), while Random Forest (1.13) beats it by +0.12 goals (CI +0.02 to +0.21), and penalised linear models and SVR also do better. </w:t>
       </w:r>
       <w:r>
         <w:rPr>
@@ -2357,10 +2256,7 @@
         <w:t>Recommendation:</w:t>
       </w:r>
       <w:r>
-        <w:t xml:space="preserve"> use Ridge or plain linear regression for goal difference (simple, explainable, as good as anything); for goals score</w:t>
-      </w:r>
-      <w:r>
-        <w:t>d use a penalised linear model for explanation and Random Forest if lowest error is the aim. Differences between the top models are small compared with the noise of football.</w:t>
+        <w:t xml:space="preserve"> use Ridge or plain linear regression for goal difference (simple, explainable, as good as anything); for goals scored use a penalised linear model for explanation and Random Forest if lowest error is the aim. Differences between the top models are small compared with the noise of football.</w:t>
       </w:r>
     </w:p>
     <w:p>
@@ -2379,25 +2275,90 @@
     </w:p>
     <w:p>
       <w:r>
-        <w:t>Using external strength data, we predict goal diffe</w:t>
-      </w:r>
-      <w:r>
-        <w:t xml:space="preserve">rence clearly better than the average (backtest RMSE 1.34 vs 1.96) and goals scored slightly better. </w:t>
-      </w:r>
-      <w:r>
-        <w:rPr>
-          <w:b/>
-        </w:rPr>
-        <w:t>Squad market value is the most useful pre-match variable</w:t>
-      </w:r>
-      <w:r>
-        <w:t>, and Elo, World Cup experience and history add a little. Limits: only 104 matches (21 for the hold</w:t>
-      </w:r>
-      <w:r>
-        <w:t xml:space="preserve">-out), correlated strength variables (so single coefficients must be read with care), 18 teams without 2018/2022 style data (they receive the average), and no 2026 bookmaker odds or match statistics. Code, data and all figures are in the repository linked </w:t>
-      </w:r>
-      <w:r>
-        <w:t>in the submitted .txt file.</w:t>
+        <w:t>Across both linear regression, s</w:t>
+      </w:r>
+      <w:r>
+        <w:t xml:space="preserve">quad market value </w:t>
+      </w:r>
+      <w:r>
+        <w:t>was</w:t>
+      </w:r>
+      <w:r>
+        <w:t xml:space="preserve"> the most valuable predictor</w:t>
+      </w:r>
+      <w:r>
+        <w:t xml:space="preserve">, </w:t>
+      </w:r>
+      <w:r>
+        <w:t xml:space="preserve">while the historic variable contribute </w:t>
+      </w:r>
+      <w:r>
+        <w:t xml:space="preserve">relatively </w:t>
+      </w:r>
+      <w:r>
+        <w:t xml:space="preserve">little </w:t>
+      </w:r>
+      <w:r>
+        <w:t>to the predictive value</w:t>
+      </w:r>
+      <w:r>
+        <w:t>. It implies that pre-match team strength is useful, but it cannot fully capture the uncertainty of football.</w:t>
+      </w:r>
+    </w:p>
+    <w:p>
+      <w:r>
+        <w:t>Using external data such as Squad ma</w:t>
+      </w:r>
+      <w:bookmarkStart w:id="0" w:name="_GoBack"/>
+      <w:bookmarkEnd w:id="0"/>
+      <w:r>
+        <w:t xml:space="preserve">rket value and </w:t>
+      </w:r>
+      <w:proofErr w:type="spellStart"/>
+      <w:r>
+        <w:t>Elo</w:t>
+      </w:r>
+      <w:proofErr w:type="spellEnd"/>
+      <w:r>
+        <w:t xml:space="preserve"> rating, we was able to create a </w:t>
+      </w:r>
+      <w:r>
+        <w:t>decent</w:t>
+      </w:r>
+      <w:r>
+        <w:t xml:space="preserve"> linear regression for LR 2.1 </w:t>
+      </w:r>
+      <w:r>
+        <w:t xml:space="preserve">that outperformed the mean baseline, </w:t>
+      </w:r>
+      <w:r>
+        <w:t>with RMSE 1.34 a</w:t>
+      </w:r>
+      <w:r>
+        <w:t>nd 1.96 respectively</w:t>
+      </w:r>
+      <w:r>
+        <w:t xml:space="preserve">. Meanwhile, the linear regression for LR 2.2 does not </w:t>
+      </w:r>
+      <w:r>
+        <w:t>provide</w:t>
+      </w:r>
+      <w:r>
+        <w:t xml:space="preserve"> much</w:t>
+      </w:r>
+      <w:r>
+        <w:t xml:space="preserve"> difference</w:t>
+      </w:r>
+      <w:r>
+        <w:t xml:space="preserve"> where the RMSE is 1.25 while the mean baseline RMSE is 1.29. This spot a limitation that we might need other explanatory variables other than the one that we currently have to better predict the goals score by a team. </w:t>
+      </w:r>
+      <w:r>
+        <w:t xml:space="preserve"> Overall, the findings support linear regression as an effective approach to predicting goal difference, while individual goal prediction remains a more challenging task that may benefit from alternative modelling techniques.</w:t>
+      </w:r>
+    </w:p>
+    <w:p>
+      <w:r>
+        <w:t>Code, data and all figures are in the repository linked in the submitted .txt file.</w:t>
       </w:r>
     </w:p>
     <w:sectPr>
@@ -2411,8 +2372,8 @@
 </file>
 
 <file path=word/numbering.xml><?xml version="1.0" encoding="utf-8"?>
-<w:numbering xmlns:wpc="http://schemas.microsoft.com/office/word/2010/wordprocessingCanvas" xmlns:cx="http://schemas.microsoft.com/office/drawing/2014/chartex" xmlns:cx1="http://schemas.microsoft.com/office/drawing/2015/9/8/chartex" xmlns:cx2="http://schemas.microsoft.com/office/drawing/2015/10/21/chartex" xmlns:cx3="http://schemas.microsoft.com/office/drawing/2016/5/9/chartex" xmlns:cx4="http://schemas.microsoft.com/office/drawing/2016/5/10/chartex" xmlns:cx5="http://schemas.microsoft.com/office/drawing/2016/5/11/chartex" xmlns:cx6="http://schemas.microsoft.com/office/drawing/2016/5/12/chartex" xmlns:cx7="http://schemas.microsoft.com/office/drawing/2016/5/13/chartex" xmlns:cx8="http://schemas.microsoft.com/office/drawing/2016/5/14/chartex" xmlns:mc="http://schemas.openxmlformats.org/markup-compatibility/2006" xmlns:aink="http://schemas.microsoft.com/office/drawing/2016/ink" xmlns:am3d="http://schemas.microsoft.com/office/drawing/2017/model3d" xmlns:o="urn:schemas-microsoft-com:office:office" xmlns:r="http://schemas.openxmlformats.org/officeDocument/2006/relationships" xmlns:m="http://schemas.openxmlformats.org/officeDocument/2006/math" xmlns:v="urn:schemas-microsoft-com:vml" xmlns:wp14="http://schemas.microsoft.com/office/word/2010/wordprocessingDrawing" xmlns:wp="http://schemas.openxmlformats.org/drawingml/2006/wordprocessingDrawing" xmlns:w10="urn:schemas-microsoft-com:office:word" xmlns:w="http://schemas.openxmlformats.org/wordprocessingml/2006/main" xmlns:w14="http://schemas.microsoft.com/office/word/2010/wordml" xmlns:w15="http://schemas.microsoft.com/office/word/2012/wordml" xmlns:w16cex="http://schemas.microsoft.com/office/word/2018/wordml/cex" xmlns:w16cid="http://schemas.microsoft.com/office/word/2016/wordml/cid" xmlns:w16="http://schemas.microsoft.com/office/word/2018/wordml" xmlns:w16sdtdh="http://schemas.microsoft.com/office/word/2020/wordml/sdtdatahash" xmlns:w16se="http://schemas.microsoft.com/office/word/2015/wordml/symex" xmlns:wpg="http://schemas.microsoft.com/office/word/2010/wordprocessingGroup" xmlns:wpi="http://schemas.microsoft.com/office/word/2010/wordprocessingInk" xmlns:wne="http://schemas.microsoft.com/office/word/2006/wordml" xmlns:wps="http://schemas.microsoft.com/office/word/2010/wordprocessingShape" mc:Ignorable="w14 w15 w16se w16cid w16 w16cex w16sdtdh wp14">
-  <w:abstractNum w:abstractNumId="0" w15:restartNumberingAfterBreak="0">
+<w:numbering xmlns:wpc="http://schemas.microsoft.com/office/word/2010/wordprocessingCanvas" xmlns:mc="http://schemas.openxmlformats.org/markup-compatibility/2006" xmlns:o="urn:schemas-microsoft-com:office:office" xmlns:r="http://schemas.openxmlformats.org/officeDocument/2006/relationships" xmlns:m="http://schemas.openxmlformats.org/officeDocument/2006/math" xmlns:v="urn:schemas-microsoft-com:vml" xmlns:wp14="http://schemas.microsoft.com/office/word/2010/wordprocessingDrawing" xmlns:wp="http://schemas.openxmlformats.org/drawingml/2006/wordprocessingDrawing" xmlns:w10="urn:schemas-microsoft-com:office:word" xmlns:w="http://schemas.openxmlformats.org/wordprocessingml/2006/main" xmlns:w14="http://schemas.microsoft.com/office/word/2010/wordml" xmlns:w15="http://schemas.microsoft.com/office/word/2012/wordml" xmlns:wpg="http://schemas.microsoft.com/office/word/2010/wordprocessingGroup" xmlns:wpi="http://schemas.microsoft.com/office/word/2010/wordprocessingInk" xmlns:wne="http://schemas.microsoft.com/office/word/2006/wordml" xmlns:wps="http://schemas.microsoft.com/office/word/2010/wordprocessingShape" mc:Ignorable="w14 w15 wp14">
+  <w:abstractNum w:abstractNumId="0">
     <w:nsid w:val="FFFFFF7C"/>
     <w:multiLevelType w:val="singleLevel"/>
     <w:tmpl w:val="C310EC42"/>
@@ -2429,7 +2390,7 @@
       </w:pPr>
     </w:lvl>
   </w:abstractNum>
-  <w:abstractNum w:abstractNumId="1" w15:restartNumberingAfterBreak="0">
+  <w:abstractNum w:abstractNumId="1">
     <w:nsid w:val="FFFFFF7D"/>
     <w:multiLevelType w:val="singleLevel"/>
     <w:tmpl w:val="E4089024"/>
@@ -2446,7 +2407,7 @@
       </w:pPr>
     </w:lvl>
   </w:abstractNum>
-  <w:abstractNum w:abstractNumId="2" w15:restartNumberingAfterBreak="0">
+  <w:abstractNum w:abstractNumId="2">
     <w:nsid w:val="FFFFFF7E"/>
     <w:multiLevelType w:val="singleLevel"/>
     <w:tmpl w:val="FB12693A"/>
@@ -2464,7 +2425,7 @@
       </w:pPr>
     </w:lvl>
   </w:abstractNum>
-  <w:abstractNum w:abstractNumId="3" w15:restartNumberingAfterBreak="0">
+  <w:abstractNum w:abstractNumId="3">
     <w:nsid w:val="FFFFFF7F"/>
     <w:multiLevelType w:val="singleLevel"/>
     <w:tmpl w:val="38441652"/>
@@ -2482,7 +2443,7 @@
       </w:pPr>
     </w:lvl>
   </w:abstractNum>
-  <w:abstractNum w:abstractNumId="4" w15:restartNumberingAfterBreak="0">
+  <w:abstractNum w:abstractNumId="4">
     <w:nsid w:val="FFFFFF81"/>
     <w:multiLevelType w:val="singleLevel"/>
     <w:tmpl w:val="171AC3A4"/>
@@ -2502,7 +2463,7 @@
       </w:rPr>
     </w:lvl>
   </w:abstractNum>
-  <w:abstractNum w:abstractNumId="5" w15:restartNumberingAfterBreak="0">
+  <w:abstractNum w:abstractNumId="5">
     <w:nsid w:val="FFFFFF82"/>
     <w:multiLevelType w:val="singleLevel"/>
     <w:tmpl w:val="F3EAFDEC"/>
@@ -2523,7 +2484,7 @@
       </w:rPr>
     </w:lvl>
   </w:abstractNum>
-  <w:abstractNum w:abstractNumId="6" w15:restartNumberingAfterBreak="0">
+  <w:abstractNum w:abstractNumId="6">
     <w:nsid w:val="FFFFFF83"/>
     <w:multiLevelType w:val="singleLevel"/>
     <w:tmpl w:val="3D1EFFD4"/>
@@ -2544,7 +2505,7 @@
       </w:rPr>
     </w:lvl>
   </w:abstractNum>
-  <w:abstractNum w:abstractNumId="7" w15:restartNumberingAfterBreak="0">
+  <w:abstractNum w:abstractNumId="7">
     <w:nsid w:val="FFFFFF88"/>
     <w:multiLevelType w:val="singleLevel"/>
     <w:tmpl w:val="D0A62B40"/>
@@ -2562,7 +2523,7 @@
       </w:pPr>
     </w:lvl>
   </w:abstractNum>
-  <w:abstractNum w:abstractNumId="8" w15:restartNumberingAfterBreak="0">
+  <w:abstractNum w:abstractNumId="8">
     <w:nsid w:val="FFFFFF89"/>
     <w:multiLevelType w:val="singleLevel"/>
     <w:tmpl w:val="29761A62"/>
@@ -2583,7 +2544,7 @@
       </w:rPr>
     </w:lvl>
   </w:abstractNum>
-  <w:abstractNum w:abstractNumId="9" w15:restartNumberingAfterBreak="0">
+  <w:abstractNum w:abstractNumId="9">
     <w:nsid w:val="029D02C0"/>
     <w:multiLevelType w:val="hybridMultilevel"/>
     <w:tmpl w:val="AC3ADF46"/>
@@ -2696,7 +2657,7 @@
       </w:rPr>
     </w:lvl>
   </w:abstractNum>
-  <w:abstractNum w:abstractNumId="10" w15:restartNumberingAfterBreak="0">
+  <w:abstractNum w:abstractNumId="10">
     <w:nsid w:val="5A151FDE"/>
     <w:multiLevelType w:val="hybridMultilevel"/>
     <w:tmpl w:val="84620A44"/>
@@ -2810,7 +2771,7 @@
       </w:rPr>
     </w:lvl>
   </w:abstractNum>
-  <w:abstractNum w:abstractNumId="11" w15:restartNumberingAfterBreak="0">
+  <w:abstractNum w:abstractNumId="11">
     <w:nsid w:val="67E20F05"/>
     <w:multiLevelType w:val="hybridMultilevel"/>
     <w:tmpl w:val="D520B778"/>
@@ -2963,7 +2924,7 @@
 </file>
 
 <file path=word/styles.xml><?xml version="1.0" encoding="utf-8"?>
-<w:styles xmlns:mc="http://schemas.openxmlformats.org/markup-compatibility/2006" xmlns:r="http://schemas.openxmlformats.org/officeDocument/2006/relationships" xmlns:w="http://schemas.openxmlformats.org/wordprocessingml/2006/main" xmlns:w14="http://schemas.microsoft.com/office/word/2010/wordml" xmlns:w15="http://schemas.microsoft.com/office/word/2012/wordml" xmlns:w16cex="http://schemas.microsoft.com/office/word/2018/wordml/cex" xmlns:w16cid="http://schemas.microsoft.com/office/word/2016/wordml/cid" xmlns:w16="http://schemas.microsoft.com/office/word/2018/wordml" xmlns:w16sdtdh="http://schemas.microsoft.com/office/word/2020/wordml/sdtdatahash" xmlns:w16se="http://schemas.microsoft.com/office/word/2015/wordml/symex" mc:Ignorable="w14 w15 w16se w16cid w16 w16cex w16sdtdh">
+<w:styles xmlns:mc="http://schemas.openxmlformats.org/markup-compatibility/2006" xmlns:r="http://schemas.openxmlformats.org/officeDocument/2006/relationships" xmlns:w="http://schemas.openxmlformats.org/wordprocessingml/2006/main" xmlns:w14="http://schemas.microsoft.com/office/word/2010/wordml" xmlns:w15="http://schemas.microsoft.com/office/word/2012/wordml" mc:Ignorable="w14 w15">
   <w:docDefaults>
     <w:rPrDefault>
       <w:rPr>
@@ -2979,7 +2940,7 @@
       </w:pPr>
     </w:pPrDefault>
   </w:docDefaults>
-  <w:latentStyles w:defLockedState="0" w:defUIPriority="99" w:defSemiHidden="0" w:defUnhideWhenUsed="0" w:defQFormat="0" w:count="376">
+  <w:latentStyles w:defLockedState="0" w:defUIPriority="99" w:defSemiHidden="0" w:defUnhideWhenUsed="0" w:defQFormat="0" w:count="371">
     <w:lsdException w:name="Normal" w:uiPriority="0" w:qFormat="1"/>
     <w:lsdException w:name="heading 1" w:uiPriority="9" w:qFormat="1"/>
     <w:lsdException w:name="heading 2" w:semiHidden="1" w:uiPriority="9" w:unhideWhenUsed="1" w:qFormat="1"/>
@@ -3247,11 +3208,6 @@
     <w:lsdException w:name="Book Title" w:uiPriority="33" w:qFormat="1"/>
     <w:lsdException w:name="Bibliography" w:semiHidden="1" w:uiPriority="37" w:unhideWhenUsed="1"/>
     <w:lsdException w:name="TOC Heading" w:semiHidden="1" w:uiPriority="39" w:unhideWhenUsed="1" w:qFormat="1"/>
-    <w:lsdException w:name="Plain Table 5" w:semiHidden="1" w:unhideWhenUsed="1"/>
-    <w:lsdException w:name="Grid Table Light" w:semiHidden="1" w:unhideWhenUsed="1"/>
-    <w:lsdException w:name="Grid Table 1 Light" w:semiHidden="1" w:unhideWhenUsed="1"/>
-    <w:lsdException w:name="Grid Table 2" w:semiHidden="1" w:unhideWhenUsed="1"/>
-    <w:lsdException w:name="Grid Table 3" w:semiHidden="1" w:unhideWhenUsed="1"/>
     <w:lsdException w:name="Grid Table 4" w:uiPriority="49"/>
     <w:lsdException w:name="Grid Table 5 Dark" w:uiPriority="50"/>
     <w:lsdException w:name="Grid Table 6 Colorful" w:uiPriority="51"/>
@@ -3347,11 +3303,6 @@
     <w:lsdException w:name="List Table 5 Dark Accent 6" w:uiPriority="50"/>
     <w:lsdException w:name="List Table 6 Colorful Accent 6" w:uiPriority="51"/>
     <w:lsdException w:name="List Table 7 Colorful Accent 6" w:uiPriority="52"/>
-    <w:lsdException w:name="Mention" w:semiHidden="1" w:unhideWhenUsed="1"/>
-    <w:lsdException w:name="Smart Hyperlink" w:semiHidden="1" w:unhideWhenUsed="1"/>
-    <w:lsdException w:name="Hashtag" w:semiHidden="1" w:unhideWhenUsed="1"/>
-    <w:lsdException w:name="Unresolved Mention" w:semiHidden="1" w:unhideWhenUsed="1"/>
-    <w:lsdException w:name="Smart Link" w:semiHidden="1" w:unhideWhenUsed="1"/>
   </w:latentStyles>
   <w:style w:type="paragraph" w:default="1" w:styleId="Normal">
     <w:name w:val="Normal"/>
@@ -4304,6 +4255,7 @@
       <w:spacing w:after="0" w:line="240" w:lineRule="auto"/>
     </w:pPr>
     <w:tblPr>
+      <w:tblInd w:w="0" w:type="dxa"/>
       <w:tblBorders>
         <w:top w:val="single" w:sz="4" w:space="0" w:color="auto"/>
         <w:left w:val="single" w:sz="4" w:space="0" w:color="auto"/>
@@ -4312,6 +4264,12 @@
         <w:insideH w:val="single" w:sz="4" w:space="0" w:color="auto"/>
         <w:insideV w:val="single" w:sz="4" w:space="0" w:color="auto"/>
       </w:tblBorders>
+      <w:tblCellMar>
+        <w:top w:w="0" w:type="dxa"/>
+        <w:left w:w="108" w:type="dxa"/>
+        <w:bottom w:w="0" w:type="dxa"/>
+        <w:right w:w="108" w:type="dxa"/>
+      </w:tblCellMar>
     </w:tblPr>
   </w:style>
   <w:style w:type="table" w:styleId="LightShading">
@@ -4328,10 +4286,17 @@
     <w:tblPr>
       <w:tblStyleRowBandSize w:val="1"/>
       <w:tblStyleColBandSize w:val="1"/>
+      <w:tblInd w:w="0" w:type="dxa"/>
       <w:tblBorders>
         <w:top w:val="single" w:sz="8" w:space="0" w:color="000000" w:themeColor="text1"/>
         <w:bottom w:val="single" w:sz="8" w:space="0" w:color="000000" w:themeColor="text1"/>
       </w:tblBorders>
+      <w:tblCellMar>
+        <w:top w:w="0" w:type="dxa"/>
+        <w:left w:w="108" w:type="dxa"/>
+        <w:bottom w:w="0" w:type="dxa"/>
+        <w:right w:w="108" w:type="dxa"/>
+      </w:tblCellMar>
     </w:tblPr>
     <w:tblStylePr w:type="firstRow">
       <w:pPr>
@@ -4424,10 +4389,17 @@
     <w:tblPr>
       <w:tblStyleRowBandSize w:val="1"/>
       <w:tblStyleColBandSize w:val="1"/>
+      <w:tblInd w:w="0" w:type="dxa"/>
       <w:tblBorders>
         <w:top w:val="single" w:sz="8" w:space="0" w:color="4F81BD" w:themeColor="accent1"/>
         <w:bottom w:val="single" w:sz="8" w:space="0" w:color="4F81BD" w:themeColor="accent1"/>
       </w:tblBorders>
+      <w:tblCellMar>
+        <w:top w:w="0" w:type="dxa"/>
+        <w:left w:w="108" w:type="dxa"/>
+        <w:bottom w:w="0" w:type="dxa"/>
+        <w:right w:w="108" w:type="dxa"/>
+      </w:tblCellMar>
     </w:tblPr>
     <w:tblStylePr w:type="firstRow">
       <w:pPr>
@@ -4520,10 +4492,17 @@
     <w:tblPr>
       <w:tblStyleRowBandSize w:val="1"/>
       <w:tblStyleColBandSize w:val="1"/>
+      <w:tblInd w:w="0" w:type="dxa"/>
       <w:tblBorders>
         <w:top w:val="single" w:sz="8" w:space="0" w:color="C0504D" w:themeColor="accent2"/>
         <w:bottom w:val="single" w:sz="8" w:space="0" w:color="C0504D" w:themeColor="accent2"/>
       </w:tblBorders>
+      <w:tblCellMar>
+        <w:top w:w="0" w:type="dxa"/>
+        <w:left w:w="108" w:type="dxa"/>
+        <w:bottom w:w="0" w:type="dxa"/>
+        <w:right w:w="108" w:type="dxa"/>
+      </w:tblCellMar>
     </w:tblPr>
     <w:tblStylePr w:type="firstRow">
       <w:pPr>
@@ -4616,10 +4595,17 @@
     <w:tblPr>
       <w:tblStyleRowBandSize w:val="1"/>
       <w:tblStyleColBandSize w:val="1"/>
+      <w:tblInd w:w="0" w:type="dxa"/>
       <w:tblBorders>
         <w:top w:val="single" w:sz="8" w:space="0" w:color="9BBB59" w:themeColor="accent3"/>
         <w:bottom w:val="single" w:sz="8" w:space="0" w:color="9BBB59" w:themeColor="accent3"/>
       </w:tblBorders>
+      <w:tblCellMar>
+        <w:top w:w="0" w:type="dxa"/>
+        <w:left w:w="108" w:type="dxa"/>
+        <w:bottom w:w="0" w:type="dxa"/>
+        <w:right w:w="108" w:type="dxa"/>
+      </w:tblCellMar>
     </w:tblPr>
     <w:tblStylePr w:type="firstRow">
       <w:pPr>
@@ -4712,10 +4698,17 @@
     <w:tblPr>
       <w:tblStyleRowBandSize w:val="1"/>
       <w:tblStyleColBandSize w:val="1"/>
+      <w:tblInd w:w="0" w:type="dxa"/>
       <w:tblBorders>
         <w:top w:val="single" w:sz="8" w:space="0" w:color="8064A2" w:themeColor="accent4"/>
         <w:bottom w:val="single" w:sz="8" w:space="0" w:color="8064A2" w:themeColor="accent4"/>
       </w:tblBorders>
+      <w:tblCellMar>
+        <w:top w:w="0" w:type="dxa"/>
+        <w:left w:w="108" w:type="dxa"/>
+        <w:bottom w:w="0" w:type="dxa"/>
+        <w:right w:w="108" w:type="dxa"/>
+      </w:tblCellMar>
     </w:tblPr>
     <w:tblStylePr w:type="firstRow">
       <w:pPr>
@@ -4808,10 +4801,17 @@
     <w:tblPr>
       <w:tblStyleRowBandSize w:val="1"/>
       <w:tblStyleColBandSize w:val="1"/>
+      <w:tblInd w:w="0" w:type="dxa"/>
       <w:tblBorders>
         <w:top w:val="single" w:sz="8" w:space="0" w:color="4BACC6" w:themeColor="accent5"/>
         <w:bottom w:val="single" w:sz="8" w:space="0" w:color="4BACC6" w:themeColor="accent5"/>
       </w:tblBorders>
+      <w:tblCellMar>
+        <w:top w:w="0" w:type="dxa"/>
+        <w:left w:w="108" w:type="dxa"/>
+        <w:bottom w:w="0" w:type="dxa"/>
+        <w:right w:w="108" w:type="dxa"/>
+      </w:tblCellMar>
     </w:tblPr>
     <w:tblStylePr w:type="firstRow">
       <w:pPr>
@@ -4904,10 +4904,17 @@
     <w:tblPr>
       <w:tblStyleRowBandSize w:val="1"/>
       <w:tblStyleColBandSize w:val="1"/>
+      <w:tblInd w:w="0" w:type="dxa"/>
       <w:tblBorders>
         <w:top w:val="single" w:sz="8" w:space="0" w:color="F79646" w:themeColor="accent6"/>
         <w:bottom w:val="single" w:sz="8" w:space="0" w:color="F79646" w:themeColor="accent6"/>
       </w:tblBorders>
+      <w:tblCellMar>
+        <w:top w:w="0" w:type="dxa"/>
+        <w:left w:w="108" w:type="dxa"/>
+        <w:bottom w:w="0" w:type="dxa"/>
+        <w:right w:w="108" w:type="dxa"/>
+      </w:tblCellMar>
     </w:tblPr>
     <w:tblStylePr w:type="firstRow">
       <w:pPr>
@@ -4997,12 +5004,19 @@
     <w:tblPr>
       <w:tblStyleRowBandSize w:val="1"/>
       <w:tblStyleColBandSize w:val="1"/>
+      <w:tblInd w:w="0" w:type="dxa"/>
       <w:tblBorders>
         <w:top w:val="single" w:sz="8" w:space="0" w:color="000000" w:themeColor="text1"/>
         <w:left w:val="single" w:sz="8" w:space="0" w:color="000000" w:themeColor="text1"/>
         <w:bottom w:val="single" w:sz="8" w:space="0" w:color="000000" w:themeColor="text1"/>
         <w:right w:val="single" w:sz="8" w:space="0" w:color="000000" w:themeColor="text1"/>
       </w:tblBorders>
+      <w:tblCellMar>
+        <w:top w:w="0" w:type="dxa"/>
+        <w:left w:w="108" w:type="dxa"/>
+        <w:bottom w:w="0" w:type="dxa"/>
+        <w:right w:w="108" w:type="dxa"/>
+      </w:tblCellMar>
     </w:tblPr>
     <w:tblStylePr w:type="firstRow">
       <w:pPr>
@@ -5082,12 +5096,19 @@
     <w:tblPr>
       <w:tblStyleRowBandSize w:val="1"/>
       <w:tblStyleColBandSize w:val="1"/>
+      <w:tblInd w:w="0" w:type="dxa"/>
       <w:tblBorders>
         <w:top w:val="single" w:sz="8" w:space="0" w:color="4F81BD" w:themeColor="accent1"/>
         <w:left w:val="single" w:sz="8" w:space="0" w:color="4F81BD" w:themeColor="accent1"/>
         <w:bottom w:val="single" w:sz="8" w:space="0" w:color="4F81BD" w:themeColor="accent1"/>
         <w:right w:val="single" w:sz="8" w:space="0" w:color="4F81BD" w:themeColor="accent1"/>
       </w:tblBorders>
+      <w:tblCellMar>
+        <w:top w:w="0" w:type="dxa"/>
+        <w:left w:w="108" w:type="dxa"/>
+        <w:bottom w:w="0" w:type="dxa"/>
+        <w:right w:w="108" w:type="dxa"/>
+      </w:tblCellMar>
     </w:tblPr>
     <w:tblStylePr w:type="firstRow">
       <w:pPr>
@@ -5167,12 +5188,19 @@
     <w:tblPr>
       <w:tblStyleRowBandSize w:val="1"/>
       <w:tblStyleColBandSize w:val="1"/>
+      <w:tblInd w:w="0" w:type="dxa"/>
       <w:tblBorders>
         <w:top w:val="single" w:sz="8" w:space="0" w:color="C0504D" w:themeColor="accent2"/>
         <w:left w:val="single" w:sz="8" w:space="0" w:color="C0504D" w:themeColor="accent2"/>
         <w:bottom w:val="single" w:sz="8" w:space="0" w:color="C0504D" w:themeColor="accent2"/>
         <w:right w:val="single" w:sz="8" w:space="0" w:color="C0504D" w:themeColor="accent2"/>
       </w:tblBorders>
+      <w:tblCellMar>
+        <w:top w:w="0" w:type="dxa"/>
+        <w:left w:w="108" w:type="dxa"/>
+        <w:bottom w:w="0" w:type="dxa"/>
+        <w:right w:w="108" w:type="dxa"/>
+      </w:tblCellMar>
     </w:tblPr>
     <w:tblStylePr w:type="firstRow">
       <w:pPr>
@@ -5252,12 +5280,19 @@
     <w:tblPr>
       <w:tblStyleRowBandSize w:val="1"/>
       <w:tblStyleColBandSize w:val="1"/>
+      <w:tblInd w:w="0" w:type="dxa"/>
       <w:tblBorders>
         <w:top w:val="single" w:sz="8" w:space="0" w:color="9BBB59" w:themeColor="accent3"/>
         <w:left w:val="single" w:sz="8" w:space="0" w:color="9BBB59" w:themeColor="accent3"/>
         <w:bottom w:val="single" w:sz="8" w:space="0" w:color="9BBB59" w:themeColor="accent3"/>
         <w:right w:val="single" w:sz="8" w:space="0" w:color="9BBB59" w:themeColor="accent3"/>
       </w:tblBorders>
+      <w:tblCellMar>
+        <w:top w:w="0" w:type="dxa"/>
+        <w:left w:w="108" w:type="dxa"/>
+        <w:bottom w:w="0" w:type="dxa"/>
+        <w:right w:w="108" w:type="dxa"/>
+      </w:tblCellMar>
     </w:tblPr>
     <w:tblStylePr w:type="firstRow">
       <w:pPr>
@@ -5337,12 +5372,19 @@
     <w:tblPr>
       <w:tblStyleRowBandSize w:val="1"/>
       <w:tblStyleColBandSize w:val="1"/>
+      <w:tblInd w:w="0" w:type="dxa"/>
       <w:tblBorders>
         <w:top w:val="single" w:sz="8" w:space="0" w:color="8064A2" w:themeColor="accent4"/>
         <w:left w:val="single" w:sz="8" w:space="0" w:color="8064A2" w:themeColor="accent4"/>
         <w:bottom w:val="single" w:sz="8" w:space="0" w:color="8064A2" w:themeColor="accent4"/>
         <w:right w:val="single" w:sz="8" w:space="0" w:color="8064A2" w:themeColor="accent4"/>
       </w:tblBorders>
+      <w:tblCellMar>
+        <w:top w:w="0" w:type="dxa"/>
+        <w:left w:w="108" w:type="dxa"/>
+        <w:bottom w:w="0" w:type="dxa"/>
+        <w:right w:w="108" w:type="dxa"/>
+      </w:tblCellMar>
     </w:tblPr>
     <w:tblStylePr w:type="firstRow">
       <w:pPr>
@@ -5422,12 +5464,19 @@
     <w:tblPr>
       <w:tblStyleRowBandSize w:val="1"/>
       <w:tblStyleColBandSize w:val="1"/>
+      <w:tblInd w:w="0" w:type="dxa"/>
       <w:tblBorders>
         <w:top w:val="single" w:sz="8" w:space="0" w:color="4BACC6" w:themeColor="accent5"/>
         <w:left w:val="single" w:sz="8" w:space="0" w:color="4BACC6" w:themeColor="accent5"/>
         <w:bottom w:val="single" w:sz="8" w:space="0" w:color="4BACC6" w:themeColor="accent5"/>
         <w:right w:val="single" w:sz="8" w:space="0" w:color="4BACC6" w:themeColor="accent5"/>
       </w:tblBorders>
+      <w:tblCellMar>
+        <w:top w:w="0" w:type="dxa"/>
+        <w:left w:w="108" w:type="dxa"/>
+        <w:bottom w:w="0" w:type="dxa"/>
+        <w:right w:w="108" w:type="dxa"/>
+      </w:tblCellMar>
     </w:tblPr>
     <w:tblStylePr w:type="firstRow">
       <w:pPr>
@@ -5507,12 +5556,19 @@
     <w:tblPr>
       <w:tblStyleRowBandSize w:val="1"/>
       <w:tblStyleColBandSize w:val="1"/>
+      <w:tblInd w:w="0" w:type="dxa"/>
       <w:tblBorders>
         <w:top w:val="single" w:sz="8" w:space="0" w:color="F79646" w:themeColor="accent6"/>
         <w:left w:val="single" w:sz="8" w:space="0" w:color="F79646" w:themeColor="accent6"/>
         <w:bottom w:val="single" w:sz="8" w:space="0" w:color="F79646" w:themeColor="accent6"/>
         <w:right w:val="single" w:sz="8" w:space="0" w:color="F79646" w:themeColor="accent6"/>
       </w:tblBorders>
+      <w:tblCellMar>
+        <w:top w:w="0" w:type="dxa"/>
+        <w:left w:w="108" w:type="dxa"/>
+        <w:bottom w:w="0" w:type="dxa"/>
+        <w:right w:w="108" w:type="dxa"/>
+      </w:tblCellMar>
     </w:tblPr>
     <w:tblStylePr w:type="firstRow">
       <w:pPr>
@@ -5592,6 +5648,7 @@
     <w:tblPr>
       <w:tblStyleRowBandSize w:val="1"/>
       <w:tblStyleColBandSize w:val="1"/>
+      <w:tblInd w:w="0" w:type="dxa"/>
       <w:tblBorders>
         <w:top w:val="single" w:sz="8" w:space="0" w:color="000000" w:themeColor="text1"/>
         <w:left w:val="single" w:sz="8" w:space="0" w:color="000000" w:themeColor="text1"/>
@@ -5600,6 +5657,12 @@
         <w:insideH w:val="single" w:sz="8" w:space="0" w:color="000000" w:themeColor="text1"/>
         <w:insideV w:val="single" w:sz="8" w:space="0" w:color="000000" w:themeColor="text1"/>
       </w:tblBorders>
+      <w:tblCellMar>
+        <w:top w:w="0" w:type="dxa"/>
+        <w:left w:w="108" w:type="dxa"/>
+        <w:bottom w:w="0" w:type="dxa"/>
+        <w:right w:w="108" w:type="dxa"/>
+      </w:tblCellMar>
     </w:tblPr>
     <w:tblStylePr w:type="firstRow">
       <w:pPr>
@@ -5715,6 +5778,7 @@
     <w:tblPr>
       <w:tblStyleRowBandSize w:val="1"/>
       <w:tblStyleColBandSize w:val="1"/>
+      <w:tblInd w:w="0" w:type="dxa"/>
       <w:tblBorders>
         <w:top w:val="single" w:sz="8" w:space="0" w:color="4F81BD" w:themeColor="accent1"/>
         <w:left w:val="single" w:sz="8" w:space="0" w:color="4F81BD" w:themeColor="accent1"/>
@@ -5723,6 +5787,12 @@
         <w:insideH w:val="single" w:sz="8" w:space="0" w:color="4F81BD" w:themeColor="accent1"/>
         <w:insideV w:val="single" w:sz="8" w:space="0" w:color="4F81BD" w:themeColor="accent1"/>
       </w:tblBorders>
+      <w:tblCellMar>
+        <w:top w:w="0" w:type="dxa"/>
+        <w:left w:w="108" w:type="dxa"/>
+        <w:bottom w:w="0" w:type="dxa"/>
+        <w:right w:w="108" w:type="dxa"/>
+      </w:tblCellMar>
     </w:tblPr>
     <w:tblStylePr w:type="firstRow">
       <w:pPr>
@@ -5838,6 +5908,7 @@
     <w:tblPr>
       <w:tblStyleRowBandSize w:val="1"/>
       <w:tblStyleColBandSize w:val="1"/>
+      <w:tblInd w:w="0" w:type="dxa"/>
       <w:tblBorders>
         <w:top w:val="single" w:sz="8" w:space="0" w:color="C0504D" w:themeColor="accent2"/>
         <w:left w:val="single" w:sz="8" w:space="0" w:color="C0504D" w:themeColor="accent2"/>
@@ -5846,6 +5917,12 @@
         <w:insideH w:val="single" w:sz="8" w:space="0" w:color="C0504D" w:themeColor="accent2"/>
         <w:insideV w:val="single" w:sz="8" w:space="0" w:color="C0504D" w:themeColor="accent2"/>
       </w:tblBorders>
+      <w:tblCellMar>
+        <w:top w:w="0" w:type="dxa"/>
+        <w:left w:w="108" w:type="dxa"/>
+        <w:bottom w:w="0" w:type="dxa"/>
+        <w:right w:w="108" w:type="dxa"/>
+      </w:tblCellMar>
     </w:tblPr>
     <w:tblStylePr w:type="firstRow">
       <w:pPr>
@@ -5961,6 +6038,7 @@
     <w:tblPr>
       <w:tblStyleRowBandSize w:val="1"/>
       <w:tblStyleColBandSize w:val="1"/>
+      <w:tblInd w:w="0" w:type="dxa"/>
       <w:tblBorders>
         <w:top w:val="single" w:sz="8" w:space="0" w:color="9BBB59" w:themeColor="accent3"/>
         <w:left w:val="single" w:sz="8" w:space="0" w:color="9BBB59" w:themeColor="accent3"/>
@@ -5969,6 +6047,12 @@
         <w:insideH w:val="single" w:sz="8" w:space="0" w:color="9BBB59" w:themeColor="accent3"/>
         <w:insideV w:val="single" w:sz="8" w:space="0" w:color="9BBB59" w:themeColor="accent3"/>
       </w:tblBorders>
+      <w:tblCellMar>
+        <w:top w:w="0" w:type="dxa"/>
+        <w:left w:w="108" w:type="dxa"/>
+        <w:bottom w:w="0" w:type="dxa"/>
+        <w:right w:w="108" w:type="dxa"/>
+      </w:tblCellMar>
     </w:tblPr>
     <w:tblStylePr w:type="firstRow">
       <w:pPr>
@@ -6084,6 +6168,7 @@
     <w:tblPr>
       <w:tblStyleRowBandSize w:val="1"/>
       <w:tblStyleColBandSize w:val="1"/>
+      <w:tblInd w:w="0" w:type="dxa"/>
       <w:tblBorders>
         <w:top w:val="single" w:sz="8" w:space="0" w:color="8064A2" w:themeColor="accent4"/>
         <w:left w:val="single" w:sz="8" w:space="0" w:color="8064A2" w:themeColor="accent4"/>
@@ -6092,6 +6177,12 @@
         <w:insideH w:val="single" w:sz="8" w:space="0" w:color="8064A2" w:themeColor="accent4"/>
         <w:insideV w:val="single" w:sz="8" w:space="0" w:color="8064A2" w:themeColor="accent4"/>
       </w:tblBorders>
+      <w:tblCellMar>
+        <w:top w:w="0" w:type="dxa"/>
+        <w:left w:w="108" w:type="dxa"/>
+        <w:bottom w:w="0" w:type="dxa"/>
+        <w:right w:w="108" w:type="dxa"/>
+      </w:tblCellMar>
     </w:tblPr>
     <w:tblStylePr w:type="firstRow">
       <w:pPr>
@@ -6207,6 +6298,7 @@
     <w:tblPr>
       <w:tblStyleRowBandSize w:val="1"/>
       <w:tblStyleColBandSize w:val="1"/>
+      <w:tblInd w:w="0" w:type="dxa"/>
       <w:tblBorders>
         <w:top w:val="single" w:sz="8" w:space="0" w:color="4BACC6" w:themeColor="accent5"/>
         <w:left w:val="single" w:sz="8" w:space="0" w:color="4BACC6" w:themeColor="accent5"/>
@@ -6215,6 +6307,12 @@
         <w:insideH w:val="single" w:sz="8" w:space="0" w:color="4BACC6" w:themeColor="accent5"/>
         <w:insideV w:val="single" w:sz="8" w:space="0" w:color="4BACC6" w:themeColor="accent5"/>
       </w:tblBorders>
+      <w:tblCellMar>
+        <w:top w:w="0" w:type="dxa"/>
+        <w:left w:w="108" w:type="dxa"/>
+        <w:bottom w:w="0" w:type="dxa"/>
+        <w:right w:w="108" w:type="dxa"/>
+      </w:tblCellMar>
     </w:tblPr>
     <w:tblStylePr w:type="firstRow">
       <w:pPr>
@@ -6330,6 +6428,7 @@
     <w:tblPr>
       <w:tblStyleRowBandSize w:val="1"/>
       <w:tblStyleColBandSize w:val="1"/>
+      <w:tblInd w:w="0" w:type="dxa"/>
       <w:tblBorders>
         <w:top w:val="single" w:sz="8" w:space="0" w:color="F79646" w:themeColor="accent6"/>
         <w:left w:val="single" w:sz="8" w:space="0" w:color="F79646" w:themeColor="accent6"/>
@@ -6338,6 +6437,12 @@
         <w:insideH w:val="single" w:sz="8" w:space="0" w:color="F79646" w:themeColor="accent6"/>
         <w:insideV w:val="single" w:sz="8" w:space="0" w:color="F79646" w:themeColor="accent6"/>
       </w:tblBorders>
+      <w:tblCellMar>
+        <w:top w:w="0" w:type="dxa"/>
+        <w:left w:w="108" w:type="dxa"/>
+        <w:bottom w:w="0" w:type="dxa"/>
+        <w:right w:w="108" w:type="dxa"/>
+      </w:tblCellMar>
     </w:tblPr>
     <w:tblStylePr w:type="firstRow">
       <w:pPr>
@@ -6453,6 +6558,7 @@
     <w:tblPr>
       <w:tblStyleRowBandSize w:val="1"/>
       <w:tblStyleColBandSize w:val="1"/>
+      <w:tblInd w:w="0" w:type="dxa"/>
       <w:tblBorders>
         <w:top w:val="single" w:sz="8" w:space="0" w:color="404040" w:themeColor="text1" w:themeTint="BF"/>
         <w:left w:val="single" w:sz="8" w:space="0" w:color="404040" w:themeColor="text1" w:themeTint="BF"/>
@@ -6460,6 +6566,12 @@
         <w:right w:val="single" w:sz="8" w:space="0" w:color="404040" w:themeColor="text1" w:themeTint="BF"/>
         <w:insideH w:val="single" w:sz="8" w:space="0" w:color="404040" w:themeColor="text1" w:themeTint="BF"/>
       </w:tblBorders>
+      <w:tblCellMar>
+        <w:top w:w="0" w:type="dxa"/>
+        <w:left w:w="108" w:type="dxa"/>
+        <w:bottom w:w="0" w:type="dxa"/>
+        <w:right w:w="108" w:type="dxa"/>
+      </w:tblCellMar>
     </w:tblPr>
     <w:tblStylePr w:type="firstRow">
       <w:pPr>
@@ -6552,6 +6664,7 @@
     <w:tblPr>
       <w:tblStyleRowBandSize w:val="1"/>
       <w:tblStyleColBandSize w:val="1"/>
+      <w:tblInd w:w="0" w:type="dxa"/>
       <w:tblBorders>
         <w:top w:val="single" w:sz="8" w:space="0" w:color="7BA0CD" w:themeColor="accent1" w:themeTint="BF"/>
         <w:left w:val="single" w:sz="8" w:space="0" w:color="7BA0CD" w:themeColor="accent1" w:themeTint="BF"/>
@@ -6559,6 +6672,12 @@
         <w:right w:val="single" w:sz="8" w:space="0" w:color="7BA0CD" w:themeColor="accent1" w:themeTint="BF"/>
         <w:insideH w:val="single" w:sz="8" w:space="0" w:color="7BA0CD" w:themeColor="accent1" w:themeTint="BF"/>
       </w:tblBorders>
+      <w:tblCellMar>
+        <w:top w:w="0" w:type="dxa"/>
+        <w:left w:w="108" w:type="dxa"/>
+        <w:bottom w:w="0" w:type="dxa"/>
+        <w:right w:w="108" w:type="dxa"/>
+      </w:tblCellMar>
     </w:tblPr>
     <w:tblStylePr w:type="firstRow">
       <w:pPr>
@@ -6651,6 +6770,7 @@
     <w:tblPr>
       <w:tblStyleRowBandSize w:val="1"/>
       <w:tblStyleColBandSize w:val="1"/>
+      <w:tblInd w:w="0" w:type="dxa"/>
       <w:tblBorders>
         <w:top w:val="single" w:sz="8" w:space="0" w:color="CF7B79" w:themeColor="accent2" w:themeTint="BF"/>
         <w:left w:val="single" w:sz="8" w:space="0" w:color="CF7B79" w:themeColor="accent2" w:themeTint="BF"/>
@@ -6658,6 +6778,12 @@
         <w:right w:val="single" w:sz="8" w:space="0" w:color="CF7B79" w:themeColor="accent2" w:themeTint="BF"/>
         <w:insideH w:val="single" w:sz="8" w:space="0" w:color="CF7B79" w:themeColor="accent2" w:themeTint="BF"/>
       </w:tblBorders>
+      <w:tblCellMar>
+        <w:top w:w="0" w:type="dxa"/>
+        <w:left w:w="108" w:type="dxa"/>
+        <w:bottom w:w="0" w:type="dxa"/>
+        <w:right w:w="108" w:type="dxa"/>
+      </w:tblCellMar>
     </w:tblPr>
     <w:tblStylePr w:type="firstRow">
       <w:pPr>
@@ -6750,6 +6876,7 @@
     <w:tblPr>
       <w:tblStyleRowBandSize w:val="1"/>
       <w:tblStyleColBandSize w:val="1"/>
+      <w:tblInd w:w="0" w:type="dxa"/>
       <w:tblBorders>
         <w:top w:val="single" w:sz="8" w:space="0" w:color="B3CC82" w:themeColor="accent3" w:themeTint="BF"/>
         <w:left w:val="single" w:sz="8" w:space="0" w:color="B3CC82" w:themeColor="accent3" w:themeTint="BF"/>
@@ -6757,6 +6884,12 @@
         <w:right w:val="single" w:sz="8" w:space="0" w:color="B3CC82" w:themeColor="accent3" w:themeTint="BF"/>
         <w:insideH w:val="single" w:sz="8" w:space="0" w:color="B3CC82" w:themeColor="accent3" w:themeTint="BF"/>
       </w:tblBorders>
+      <w:tblCellMar>
+        <w:top w:w="0" w:type="dxa"/>
+        <w:left w:w="108" w:type="dxa"/>
+        <w:bottom w:w="0" w:type="dxa"/>
+        <w:right w:w="108" w:type="dxa"/>
+      </w:tblCellMar>
     </w:tblPr>
     <w:tblStylePr w:type="firstRow">
       <w:pPr>
@@ -6849,6 +6982,7 @@
     <w:tblPr>
       <w:tblStyleRowBandSize w:val="1"/>
       <w:tblStyleColBandSize w:val="1"/>
+      <w:tblInd w:w="0" w:type="dxa"/>
       <w:tblBorders>
         <w:top w:val="single" w:sz="8" w:space="0" w:color="9F8AB9" w:themeColor="accent4" w:themeTint="BF"/>
         <w:left w:val="single" w:sz="8" w:space="0" w:color="9F8AB9" w:themeColor="accent4" w:themeTint="BF"/>
@@ -6856,6 +6990,12 @@
         <w:right w:val="single" w:sz="8" w:space="0" w:color="9F8AB9" w:themeColor="accent4" w:themeTint="BF"/>
         <w:insideH w:val="single" w:sz="8" w:space="0" w:color="9F8AB9" w:themeColor="accent4" w:themeTint="BF"/>
       </w:tblBorders>
+      <w:tblCellMar>
+        <w:top w:w="0" w:type="dxa"/>
+        <w:left w:w="108" w:type="dxa"/>
+        <w:bottom w:w="0" w:type="dxa"/>
+        <w:right w:w="108" w:type="dxa"/>
+      </w:tblCellMar>
     </w:tblPr>
     <w:tblStylePr w:type="firstRow">
       <w:pPr>
@@ -6948,6 +7088,7 @@
     <w:tblPr>
       <w:tblStyleRowBandSize w:val="1"/>
       <w:tblStyleColBandSize w:val="1"/>
+      <w:tblInd w:w="0" w:type="dxa"/>
       <w:tblBorders>
         <w:top w:val="single" w:sz="8" w:space="0" w:color="78C0D4" w:themeColor="accent5" w:themeTint="BF"/>
         <w:left w:val="single" w:sz="8" w:space="0" w:color="78C0D4" w:themeColor="accent5" w:themeTint="BF"/>
@@ -6955,6 +7096,12 @@
         <w:right w:val="single" w:sz="8" w:space="0" w:color="78C0D4" w:themeColor="accent5" w:themeTint="BF"/>
         <w:insideH w:val="single" w:sz="8" w:space="0" w:color="78C0D4" w:themeColor="accent5" w:themeTint="BF"/>
       </w:tblBorders>
+      <w:tblCellMar>
+        <w:top w:w="0" w:type="dxa"/>
+        <w:left w:w="108" w:type="dxa"/>
+        <w:bottom w:w="0" w:type="dxa"/>
+        <w:right w:w="108" w:type="dxa"/>
+      </w:tblCellMar>
     </w:tblPr>
     <w:tblStylePr w:type="firstRow">
       <w:pPr>
@@ -7047,6 +7194,7 @@
     <w:tblPr>
       <w:tblStyleRowBandSize w:val="1"/>
       <w:tblStyleColBandSize w:val="1"/>
+      <w:tblInd w:w="0" w:type="dxa"/>
       <w:tblBorders>
         <w:top w:val="single" w:sz="8" w:space="0" w:color="F9B074" w:themeColor="accent6" w:themeTint="BF"/>
         <w:left w:val="single" w:sz="8" w:space="0" w:color="F9B074" w:themeColor="accent6" w:themeTint="BF"/>
@@ -7054,6 +7202,12 @@
         <w:right w:val="single" w:sz="8" w:space="0" w:color="F9B074" w:themeColor="accent6" w:themeTint="BF"/>
         <w:insideH w:val="single" w:sz="8" w:space="0" w:color="F9B074" w:themeColor="accent6" w:themeTint="BF"/>
       </w:tblBorders>
+      <w:tblCellMar>
+        <w:top w:w="0" w:type="dxa"/>
+        <w:left w:w="108" w:type="dxa"/>
+        <w:bottom w:w="0" w:type="dxa"/>
+        <w:right w:w="108" w:type="dxa"/>
+      </w:tblCellMar>
     </w:tblPr>
     <w:tblStylePr w:type="firstRow">
       <w:pPr>
@@ -7146,10 +7300,17 @@
     <w:tblPr>
       <w:tblStyleRowBandSize w:val="1"/>
       <w:tblStyleColBandSize w:val="1"/>
+      <w:tblInd w:w="0" w:type="dxa"/>
       <w:tblBorders>
         <w:top w:val="single" w:sz="18" w:space="0" w:color="auto"/>
         <w:bottom w:val="single" w:sz="18" w:space="0" w:color="auto"/>
       </w:tblBorders>
+      <w:tblCellMar>
+        <w:top w:w="0" w:type="dxa"/>
+        <w:left w:w="108" w:type="dxa"/>
+        <w:bottom w:w="0" w:type="dxa"/>
+        <w:right w:w="108" w:type="dxa"/>
+      </w:tblCellMar>
     </w:tblPr>
     <w:tblStylePr w:type="firstRow">
       <w:pPr>
@@ -7288,10 +7449,17 @@
     <w:tblPr>
       <w:tblStyleRowBandSize w:val="1"/>
       <w:tblStyleColBandSize w:val="1"/>
+      <w:tblInd w:w="0" w:type="dxa"/>
       <w:tblBorders>
         <w:top w:val="single" w:sz="18" w:space="0" w:color="auto"/>
         <w:bottom w:val="single" w:sz="18" w:space="0" w:color="auto"/>
       </w:tblBorders>
+      <w:tblCellMar>
+        <w:top w:w="0" w:type="dxa"/>
+        <w:left w:w="108" w:type="dxa"/>
+        <w:bottom w:w="0" w:type="dxa"/>
+        <w:right w:w="108" w:type="dxa"/>
+      </w:tblCellMar>
     </w:tblPr>
     <w:tblStylePr w:type="firstRow">
       <w:pPr>
@@ -7430,10 +7598,17 @@
     <w:tblPr>
       <w:tblStyleRowBandSize w:val="1"/>
       <w:tblStyleColBandSize w:val="1"/>
+      <w:tblInd w:w="0" w:type="dxa"/>
       <w:tblBorders>
         <w:top w:val="single" w:sz="18" w:space="0" w:color="auto"/>
         <w:bottom w:val="single" w:sz="18" w:space="0" w:color="auto"/>
       </w:tblBorders>
+      <w:tblCellMar>
+        <w:top w:w="0" w:type="dxa"/>
+        <w:left w:w="108" w:type="dxa"/>
+        <w:bottom w:w="0" w:type="dxa"/>
+        <w:right w:w="108" w:type="dxa"/>
+      </w:tblCellMar>
     </w:tblPr>
     <w:tblStylePr w:type="firstRow">
       <w:pPr>
@@ -7572,10 +7747,17 @@
     <w:tblPr>
       <w:tblStyleRowBandSize w:val="1"/>
       <w:tblStyleColBandSize w:val="1"/>
+      <w:tblInd w:w="0" w:type="dxa"/>
       <w:tblBorders>
         <w:top w:val="single" w:sz="18" w:space="0" w:color="auto"/>
         <w:bottom w:val="single" w:sz="18" w:space="0" w:color="auto"/>
       </w:tblBorders>
+      <w:tblCellMar>
+        <w:top w:w="0" w:type="dxa"/>
+        <w:left w:w="108" w:type="dxa"/>
+        <w:bottom w:w="0" w:type="dxa"/>
+        <w:right w:w="108" w:type="dxa"/>
+      </w:tblCellMar>
     </w:tblPr>
     <w:tblStylePr w:type="firstRow">
       <w:pPr>
@@ -7714,10 +7896,17 @@
     <w:tblPr>
       <w:tblStyleRowBandSize w:val="1"/>
       <w:tblStyleColBandSize w:val="1"/>
+      <w:tblInd w:w="0" w:type="dxa"/>
       <w:tblBorders>
         <w:top w:val="single" w:sz="18" w:space="0" w:color="auto"/>
         <w:bottom w:val="single" w:sz="18" w:space="0" w:color="auto"/>
       </w:tblBorders>
+      <w:tblCellMar>
+        <w:top w:w="0" w:type="dxa"/>
+        <w:left w:w="108" w:type="dxa"/>
+        <w:bottom w:w="0" w:type="dxa"/>
+        <w:right w:w="108" w:type="dxa"/>
+      </w:tblCellMar>
     </w:tblPr>
     <w:tblStylePr w:type="firstRow">
       <w:pPr>
@@ -7856,10 +8045,17 @@
     <w:tblPr>
       <w:tblStyleRowBandSize w:val="1"/>
       <w:tblStyleColBandSize w:val="1"/>
+      <w:tblInd w:w="0" w:type="dxa"/>
       <w:tblBorders>
         <w:top w:val="single" w:sz="18" w:space="0" w:color="auto"/>
         <w:bottom w:val="single" w:sz="18" w:space="0" w:color="auto"/>
       </w:tblBorders>
+      <w:tblCellMar>
+        <w:top w:w="0" w:type="dxa"/>
+        <w:left w:w="108" w:type="dxa"/>
+        <w:bottom w:w="0" w:type="dxa"/>
+        <w:right w:w="108" w:type="dxa"/>
+      </w:tblCellMar>
     </w:tblPr>
     <w:tblStylePr w:type="firstRow">
       <w:pPr>
@@ -7998,10 +8194,17 @@
     <w:tblPr>
       <w:tblStyleRowBandSize w:val="1"/>
       <w:tblStyleColBandSize w:val="1"/>
+      <w:tblInd w:w="0" w:type="dxa"/>
       <w:tblBorders>
         <w:top w:val="single" w:sz="18" w:space="0" w:color="auto"/>
         <w:bottom w:val="single" w:sz="18" w:space="0" w:color="auto"/>
       </w:tblBorders>
+      <w:tblCellMar>
+        <w:top w:w="0" w:type="dxa"/>
+        <w:left w:w="108" w:type="dxa"/>
+        <w:bottom w:w="0" w:type="dxa"/>
+        <w:right w:w="108" w:type="dxa"/>
+      </w:tblCellMar>
     </w:tblPr>
     <w:tblStylePr w:type="firstRow">
       <w:pPr>
@@ -8143,10 +8346,17 @@
     <w:tblPr>
       <w:tblStyleRowBandSize w:val="1"/>
       <w:tblStyleColBandSize w:val="1"/>
+      <w:tblInd w:w="0" w:type="dxa"/>
       <w:tblBorders>
         <w:top w:val="single" w:sz="8" w:space="0" w:color="000000" w:themeColor="text1"/>
         <w:bottom w:val="single" w:sz="8" w:space="0" w:color="000000" w:themeColor="text1"/>
       </w:tblBorders>
+      <w:tblCellMar>
+        <w:top w:w="0" w:type="dxa"/>
+        <w:left w:w="108" w:type="dxa"/>
+        <w:bottom w:w="0" w:type="dxa"/>
+        <w:right w:w="108" w:type="dxa"/>
+      </w:tblCellMar>
     </w:tblPr>
     <w:tblStylePr w:type="firstRow">
       <w:rPr>
@@ -8220,10 +8430,17 @@
     <w:tblPr>
       <w:tblStyleRowBandSize w:val="1"/>
       <w:tblStyleColBandSize w:val="1"/>
+      <w:tblInd w:w="0" w:type="dxa"/>
       <w:tblBorders>
         <w:top w:val="single" w:sz="8" w:space="0" w:color="4F81BD" w:themeColor="accent1"/>
         <w:bottom w:val="single" w:sz="8" w:space="0" w:color="4F81BD" w:themeColor="accent1"/>
       </w:tblBorders>
+      <w:tblCellMar>
+        <w:top w:w="0" w:type="dxa"/>
+        <w:left w:w="108" w:type="dxa"/>
+        <w:bottom w:w="0" w:type="dxa"/>
+        <w:right w:w="108" w:type="dxa"/>
+      </w:tblCellMar>
     </w:tblPr>
     <w:tblStylePr w:type="firstRow">
       <w:rPr>
@@ -8297,10 +8514,17 @@
     <w:tblPr>
       <w:tblStyleRowBandSize w:val="1"/>
       <w:tblStyleColBandSize w:val="1"/>
+      <w:tblInd w:w="0" w:type="dxa"/>
       <w:tblBorders>
         <w:top w:val="single" w:sz="8" w:space="0" w:color="C0504D" w:themeColor="accent2"/>
         <w:bottom w:val="single" w:sz="8" w:space="0" w:color="C0504D" w:themeColor="accent2"/>
       </w:tblBorders>
+      <w:tblCellMar>
+        <w:top w:w="0" w:type="dxa"/>
+        <w:left w:w="108" w:type="dxa"/>
+        <w:bottom w:w="0" w:type="dxa"/>
+        <w:right w:w="108" w:type="dxa"/>
+      </w:tblCellMar>
     </w:tblPr>
     <w:tblStylePr w:type="firstRow">
       <w:rPr>
@@ -8374,10 +8598,17 @@
     <w:tblPr>
       <w:tblStyleRowBandSize w:val="1"/>
       <w:tblStyleColBandSize w:val="1"/>
+      <w:tblInd w:w="0" w:type="dxa"/>
       <w:tblBorders>
         <w:top w:val="single" w:sz="8" w:space="0" w:color="9BBB59" w:themeColor="accent3"/>
         <w:bottom w:val="single" w:sz="8" w:space="0" w:color="9BBB59" w:themeColor="accent3"/>
       </w:tblBorders>
+      <w:tblCellMar>
+        <w:top w:w="0" w:type="dxa"/>
+        <w:left w:w="108" w:type="dxa"/>
+        <w:bottom w:w="0" w:type="dxa"/>
+        <w:right w:w="108" w:type="dxa"/>
+      </w:tblCellMar>
     </w:tblPr>
     <w:tblStylePr w:type="firstRow">
       <w:rPr>
@@ -8451,10 +8682,17 @@
     <w:tblPr>
       <w:tblStyleRowBandSize w:val="1"/>
       <w:tblStyleColBandSize w:val="1"/>
+      <w:tblInd w:w="0" w:type="dxa"/>
       <w:tblBorders>
         <w:top w:val="single" w:sz="8" w:space="0" w:color="8064A2" w:themeColor="accent4"/>
         <w:bottom w:val="single" w:sz="8" w:space="0" w:color="8064A2" w:themeColor="accent4"/>
       </w:tblBorders>
+      <w:tblCellMar>
+        <w:top w:w="0" w:type="dxa"/>
+        <w:left w:w="108" w:type="dxa"/>
+        <w:bottom w:w="0" w:type="dxa"/>
+        <w:right w:w="108" w:type="dxa"/>
+      </w:tblCellMar>
     </w:tblPr>
     <w:tblStylePr w:type="firstRow">
       <w:rPr>
@@ -8528,10 +8766,17 @@
     <w:tblPr>
       <w:tblStyleRowBandSize w:val="1"/>
       <w:tblStyleColBandSize w:val="1"/>
+      <w:tblInd w:w="0" w:type="dxa"/>
       <w:tblBorders>
         <w:top w:val="single" w:sz="8" w:space="0" w:color="4BACC6" w:themeColor="accent5"/>
         <w:bottom w:val="single" w:sz="8" w:space="0" w:color="4BACC6" w:themeColor="accent5"/>
       </w:tblBorders>
+      <w:tblCellMar>
+        <w:top w:w="0" w:type="dxa"/>
+        <w:left w:w="108" w:type="dxa"/>
+        <w:bottom w:w="0" w:type="dxa"/>
+        <w:right w:w="108" w:type="dxa"/>
+      </w:tblCellMar>
     </w:tblPr>
     <w:tblStylePr w:type="firstRow">
       <w:rPr>
@@ -8605,10 +8850,17 @@
     <w:tblPr>
       <w:tblStyleRowBandSize w:val="1"/>
       <w:tblStyleColBandSize w:val="1"/>
+      <w:tblInd w:w="0" w:type="dxa"/>
       <w:tblBorders>
         <w:top w:val="single" w:sz="8" w:space="0" w:color="F79646" w:themeColor="accent6"/>
         <w:bottom w:val="single" w:sz="8" w:space="0" w:color="F79646" w:themeColor="accent6"/>
       </w:tblBorders>
+      <w:tblCellMar>
+        <w:top w:w="0" w:type="dxa"/>
+        <w:left w:w="108" w:type="dxa"/>
+        <w:bottom w:w="0" w:type="dxa"/>
+        <w:right w:w="108" w:type="dxa"/>
+      </w:tblCellMar>
     </w:tblPr>
     <w:tblStylePr w:type="firstRow">
       <w:rPr>
@@ -8683,12 +8935,19 @@
     <w:tblPr>
       <w:tblStyleRowBandSize w:val="1"/>
       <w:tblStyleColBandSize w:val="1"/>
+      <w:tblInd w:w="0" w:type="dxa"/>
       <w:tblBorders>
         <w:top w:val="single" w:sz="8" w:space="0" w:color="000000" w:themeColor="text1"/>
         <w:left w:val="single" w:sz="8" w:space="0" w:color="000000" w:themeColor="text1"/>
         <w:bottom w:val="single" w:sz="8" w:space="0" w:color="000000" w:themeColor="text1"/>
         <w:right w:val="single" w:sz="8" w:space="0" w:color="000000" w:themeColor="text1"/>
       </w:tblBorders>
+      <w:tblCellMar>
+        <w:top w:w="0" w:type="dxa"/>
+        <w:left w:w="108" w:type="dxa"/>
+        <w:bottom w:w="0" w:type="dxa"/>
+        <w:right w:w="108" w:type="dxa"/>
+      </w:tblCellMar>
     </w:tblPr>
     <w:tblStylePr w:type="firstRow">
       <w:rPr>
@@ -8804,12 +9063,19 @@
     <w:tblPr>
       <w:tblStyleRowBandSize w:val="1"/>
       <w:tblStyleColBandSize w:val="1"/>
+      <w:tblInd w:w="0" w:type="dxa"/>
       <w:tblBorders>
         <w:top w:val="single" w:sz="8" w:space="0" w:color="4F81BD" w:themeColor="accent1"/>
         <w:left w:val="single" w:sz="8" w:space="0" w:color="4F81BD" w:themeColor="accent1"/>
         <w:bottom w:val="single" w:sz="8" w:space="0" w:color="4F81BD" w:themeColor="accent1"/>
         <w:right w:val="single" w:sz="8" w:space="0" w:color="4F81BD" w:themeColor="accent1"/>
       </w:tblBorders>
+      <w:tblCellMar>
+        <w:top w:w="0" w:type="dxa"/>
+        <w:left w:w="108" w:type="dxa"/>
+        <w:bottom w:w="0" w:type="dxa"/>
+        <w:right w:w="108" w:type="dxa"/>
+      </w:tblCellMar>
     </w:tblPr>
     <w:tblStylePr w:type="firstRow">
       <w:rPr>
@@ -8925,12 +9191,19 @@
     <w:tblPr>
       <w:tblStyleRowBandSize w:val="1"/>
       <w:tblStyleColBandSize w:val="1"/>
+      <w:tblInd w:w="0" w:type="dxa"/>
       <w:tblBorders>
         <w:top w:val="single" w:sz="8" w:space="0" w:color="C0504D" w:themeColor="accent2"/>
         <w:left w:val="single" w:sz="8" w:space="0" w:color="C0504D" w:themeColor="accent2"/>
         <w:bottom w:val="single" w:sz="8" w:space="0" w:color="C0504D" w:themeColor="accent2"/>
         <w:right w:val="single" w:sz="8" w:space="0" w:color="C0504D" w:themeColor="accent2"/>
       </w:tblBorders>
+      <w:tblCellMar>
+        <w:top w:w="0" w:type="dxa"/>
+        <w:left w:w="108" w:type="dxa"/>
+        <w:bottom w:w="0" w:type="dxa"/>
+        <w:right w:w="108" w:type="dxa"/>
+      </w:tblCellMar>
     </w:tblPr>
     <w:tblStylePr w:type="firstRow">
       <w:rPr>
@@ -9046,12 +9319,19 @@
     <w:tblPr>
       <w:tblStyleRowBandSize w:val="1"/>
       <w:tblStyleColBandSize w:val="1"/>
+      <w:tblInd w:w="0" w:type="dxa"/>
       <w:tblBorders>
         <w:top w:val="single" w:sz="8" w:space="0" w:color="9BBB59" w:themeColor="accent3"/>
         <w:left w:val="single" w:sz="8" w:space="0" w:color="9BBB59" w:themeColor="accent3"/>
         <w:bottom w:val="single" w:sz="8" w:space="0" w:color="9BBB59" w:themeColor="accent3"/>
         <w:right w:val="single" w:sz="8" w:space="0" w:color="9BBB59" w:themeColor="accent3"/>
       </w:tblBorders>
+      <w:tblCellMar>
+        <w:top w:w="0" w:type="dxa"/>
+        <w:left w:w="108" w:type="dxa"/>
+        <w:bottom w:w="0" w:type="dxa"/>
+        <w:right w:w="108" w:type="dxa"/>
+      </w:tblCellMar>
     </w:tblPr>
     <w:tblStylePr w:type="firstRow">
       <w:rPr>
@@ -9167,12 +9447,19 @@
     <w:tblPr>
       <w:tblStyleRowBandSize w:val="1"/>
       <w:tblStyleColBandSize w:val="1"/>
+      <w:tblInd w:w="0" w:type="dxa"/>
       <w:tblBorders>
         <w:top w:val="single" w:sz="8" w:space="0" w:color="8064A2" w:themeColor="accent4"/>
         <w:left w:val="single" w:sz="8" w:space="0" w:color="8064A2" w:themeColor="accent4"/>
         <w:bottom w:val="single" w:sz="8" w:space="0" w:color="8064A2" w:themeColor="accent4"/>
         <w:right w:val="single" w:sz="8" w:space="0" w:color="8064A2" w:themeColor="accent4"/>
       </w:tblBorders>
+      <w:tblCellMar>
+        <w:top w:w="0" w:type="dxa"/>
+        <w:left w:w="108" w:type="dxa"/>
+        <w:bottom w:w="0" w:type="dxa"/>
+        <w:right w:w="108" w:type="dxa"/>
+      </w:tblCellMar>
     </w:tblPr>
     <w:tblStylePr w:type="firstRow">
       <w:rPr>
@@ -9288,12 +9575,19 @@
     <w:tblPr>
       <w:tblStyleRowBandSize w:val="1"/>
       <w:tblStyleColBandSize w:val="1"/>
+      <w:tblInd w:w="0" w:type="dxa"/>
       <w:tblBorders>
         <w:top w:val="single" w:sz="8" w:space="0" w:color="4BACC6" w:themeColor="accent5"/>
         <w:left w:val="single" w:sz="8" w:space="0" w:color="4BACC6" w:themeColor="accent5"/>
         <w:bottom w:val="single" w:sz="8" w:space="0" w:color="4BACC6" w:themeColor="accent5"/>
         <w:right w:val="single" w:sz="8" w:space="0" w:color="4BACC6" w:themeColor="accent5"/>
       </w:tblBorders>
+      <w:tblCellMar>
+        <w:top w:w="0" w:type="dxa"/>
+        <w:left w:w="108" w:type="dxa"/>
+        <w:bottom w:w="0" w:type="dxa"/>
+        <w:right w:w="108" w:type="dxa"/>
+      </w:tblCellMar>
     </w:tblPr>
     <w:tblStylePr w:type="firstRow">
       <w:rPr>
@@ -9409,12 +9703,19 @@
     <w:tblPr>
       <w:tblStyleRowBandSize w:val="1"/>
       <w:tblStyleColBandSize w:val="1"/>
+      <w:tblInd w:w="0" w:type="dxa"/>
       <w:tblBorders>
         <w:top w:val="single" w:sz="8" w:space="0" w:color="F79646" w:themeColor="accent6"/>
         <w:left w:val="single" w:sz="8" w:space="0" w:color="F79646" w:themeColor="accent6"/>
         <w:bottom w:val="single" w:sz="8" w:space="0" w:color="F79646" w:themeColor="accent6"/>
         <w:right w:val="single" w:sz="8" w:space="0" w:color="F79646" w:themeColor="accent6"/>
       </w:tblBorders>
+      <w:tblCellMar>
+        <w:top w:w="0" w:type="dxa"/>
+        <w:left w:w="108" w:type="dxa"/>
+        <w:bottom w:w="0" w:type="dxa"/>
+        <w:right w:w="108" w:type="dxa"/>
+      </w:tblCellMar>
     </w:tblPr>
     <w:tblStylePr w:type="firstRow">
       <w:rPr>
@@ -9526,6 +9827,7 @@
     <w:tblPr>
       <w:tblStyleRowBandSize w:val="1"/>
       <w:tblStyleColBandSize w:val="1"/>
+      <w:tblInd w:w="0" w:type="dxa"/>
       <w:tblBorders>
         <w:top w:val="single" w:sz="8" w:space="0" w:color="404040" w:themeColor="text1" w:themeTint="BF"/>
         <w:left w:val="single" w:sz="8" w:space="0" w:color="404040" w:themeColor="text1" w:themeTint="BF"/>
@@ -9534,6 +9836,12 @@
         <w:insideH w:val="single" w:sz="8" w:space="0" w:color="404040" w:themeColor="text1" w:themeTint="BF"/>
         <w:insideV w:val="single" w:sz="8" w:space="0" w:color="404040" w:themeColor="text1" w:themeTint="BF"/>
       </w:tblBorders>
+      <w:tblCellMar>
+        <w:top w:w="0" w:type="dxa"/>
+        <w:left w:w="108" w:type="dxa"/>
+        <w:bottom w:w="0" w:type="dxa"/>
+        <w:right w:w="108" w:type="dxa"/>
+      </w:tblCellMar>
     </w:tblPr>
     <w:tcPr>
       <w:shd w:val="clear" w:color="auto" w:fill="C0C0C0" w:themeFill="text1" w:themeFillTint="3F"/>
@@ -9592,6 +9900,7 @@
     <w:tblPr>
       <w:tblStyleRowBandSize w:val="1"/>
       <w:tblStyleColBandSize w:val="1"/>
+      <w:tblInd w:w="0" w:type="dxa"/>
       <w:tblBorders>
         <w:top w:val="single" w:sz="8" w:space="0" w:color="7BA0CD" w:themeColor="accent1" w:themeTint="BF"/>
         <w:left w:val="single" w:sz="8" w:space="0" w:color="7BA0CD" w:themeColor="accent1" w:themeTint="BF"/>
@@ -9600,6 +9909,12 @@
         <w:insideH w:val="single" w:sz="8" w:space="0" w:color="7BA0CD" w:themeColor="accent1" w:themeTint="BF"/>
         <w:insideV w:val="single" w:sz="8" w:space="0" w:color="7BA0CD" w:themeColor="accent1" w:themeTint="BF"/>
       </w:tblBorders>
+      <w:tblCellMar>
+        <w:top w:w="0" w:type="dxa"/>
+        <w:left w:w="108" w:type="dxa"/>
+        <w:bottom w:w="0" w:type="dxa"/>
+        <w:right w:w="108" w:type="dxa"/>
+      </w:tblCellMar>
     </w:tblPr>
     <w:tcPr>
       <w:shd w:val="clear" w:color="auto" w:fill="D3DFEE" w:themeFill="accent1" w:themeFillTint="3F"/>
@@ -9658,6 +9973,7 @@
     <w:tblPr>
       <w:tblStyleRowBandSize w:val="1"/>
       <w:tblStyleColBandSize w:val="1"/>
+      <w:tblInd w:w="0" w:type="dxa"/>
       <w:tblBorders>
         <w:top w:val="single" w:sz="8" w:space="0" w:color="CF7B79" w:themeColor="accent2" w:themeTint="BF"/>
         <w:left w:val="single" w:sz="8" w:space="0" w:color="CF7B79" w:themeColor="accent2" w:themeTint="BF"/>
@@ -9666,6 +9982,12 @@
         <w:insideH w:val="single" w:sz="8" w:space="0" w:color="CF7B79" w:themeColor="accent2" w:themeTint="BF"/>
         <w:insideV w:val="single" w:sz="8" w:space="0" w:color="CF7B79" w:themeColor="accent2" w:themeTint="BF"/>
       </w:tblBorders>
+      <w:tblCellMar>
+        <w:top w:w="0" w:type="dxa"/>
+        <w:left w:w="108" w:type="dxa"/>
+        <w:bottom w:w="0" w:type="dxa"/>
+        <w:right w:w="108" w:type="dxa"/>
+      </w:tblCellMar>
     </w:tblPr>
     <w:tcPr>
       <w:shd w:val="clear" w:color="auto" w:fill="EFD3D2" w:themeFill="accent2" w:themeFillTint="3F"/>
@@ -9724,6 +10046,7 @@
     <w:tblPr>
       <w:tblStyleRowBandSize w:val="1"/>
       <w:tblStyleColBandSize w:val="1"/>
+      <w:tblInd w:w="0" w:type="dxa"/>
       <w:tblBorders>
         <w:top w:val="single" w:sz="8" w:space="0" w:color="B3CC82" w:themeColor="accent3" w:themeTint="BF"/>
         <w:left w:val="single" w:sz="8" w:space="0" w:color="B3CC82" w:themeColor="accent3" w:themeTint="BF"/>
@@ -9732,6 +10055,12 @@
         <w:insideH w:val="single" w:sz="8" w:space="0" w:color="B3CC82" w:themeColor="accent3" w:themeTint="BF"/>
         <w:insideV w:val="single" w:sz="8" w:space="0" w:color="B3CC82" w:themeColor="accent3" w:themeTint="BF"/>
       </w:tblBorders>
+      <w:tblCellMar>
+        <w:top w:w="0" w:type="dxa"/>
+        <w:left w:w="108" w:type="dxa"/>
+        <w:bottom w:w="0" w:type="dxa"/>
+        <w:right w:w="108" w:type="dxa"/>
+      </w:tblCellMar>
     </w:tblPr>
     <w:tcPr>
       <w:shd w:val="clear" w:color="auto" w:fill="E6EED5" w:themeFill="accent3" w:themeFillTint="3F"/>
@@ -9790,6 +10119,7 @@
     <w:tblPr>
       <w:tblStyleRowBandSize w:val="1"/>
       <w:tblStyleColBandSize w:val="1"/>
+      <w:tblInd w:w="0" w:type="dxa"/>
       <w:tblBorders>
         <w:top w:val="single" w:sz="8" w:space="0" w:color="9F8AB9" w:themeColor="accent4" w:themeTint="BF"/>
         <w:left w:val="single" w:sz="8" w:space="0" w:color="9F8AB9" w:themeColor="accent4" w:themeTint="BF"/>
@@ -9798,6 +10128,12 @@
         <w:insideH w:val="single" w:sz="8" w:space="0" w:color="9F8AB9" w:themeColor="accent4" w:themeTint="BF"/>
         <w:insideV w:val="single" w:sz="8" w:space="0" w:color="9F8AB9" w:themeColor="accent4" w:themeTint="BF"/>
       </w:tblBorders>
+      <w:tblCellMar>
+        <w:top w:w="0" w:type="dxa"/>
+        <w:left w:w="108" w:type="dxa"/>
+        <w:bottom w:w="0" w:type="dxa"/>
+        <w:right w:w="108" w:type="dxa"/>
+      </w:tblCellMar>
     </w:tblPr>
     <w:tcPr>
       <w:shd w:val="clear" w:color="auto" w:fill="DFD8E8" w:themeFill="accent4" w:themeFillTint="3F"/>
@@ -9856,6 +10192,7 @@
     <w:tblPr>
       <w:tblStyleRowBandSize w:val="1"/>
       <w:tblStyleColBandSize w:val="1"/>
+      <w:tblInd w:w="0" w:type="dxa"/>
       <w:tblBorders>
         <w:top w:val="single" w:sz="8" w:space="0" w:color="78C0D4" w:themeColor="accent5" w:themeTint="BF"/>
         <w:left w:val="single" w:sz="8" w:space="0" w:color="78C0D4" w:themeColor="accent5" w:themeTint="BF"/>
@@ -9864,6 +10201,12 @@
         <w:insideH w:val="single" w:sz="8" w:space="0" w:color="78C0D4" w:themeColor="accent5" w:themeTint="BF"/>
         <w:insideV w:val="single" w:sz="8" w:space="0" w:color="78C0D4" w:themeColor="accent5" w:themeTint="BF"/>
       </w:tblBorders>
+      <w:tblCellMar>
+        <w:top w:w="0" w:type="dxa"/>
+        <w:left w:w="108" w:type="dxa"/>
+        <w:bottom w:w="0" w:type="dxa"/>
+        <w:right w:w="108" w:type="dxa"/>
+      </w:tblCellMar>
     </w:tblPr>
     <w:tcPr>
       <w:shd w:val="clear" w:color="auto" w:fill="D2EAF1" w:themeFill="accent5" w:themeFillTint="3F"/>
@@ -9922,6 +10265,7 @@
     <w:tblPr>
       <w:tblStyleRowBandSize w:val="1"/>
       <w:tblStyleColBandSize w:val="1"/>
+      <w:tblInd w:w="0" w:type="dxa"/>
       <w:tblBorders>
         <w:top w:val="single" w:sz="8" w:space="0" w:color="F9B074" w:themeColor="accent6" w:themeTint="BF"/>
         <w:left w:val="single" w:sz="8" w:space="0" w:color="F9B074" w:themeColor="accent6" w:themeTint="BF"/>
@@ -9930,6 +10274,12 @@
         <w:insideH w:val="single" w:sz="8" w:space="0" w:color="F9B074" w:themeColor="accent6" w:themeTint="BF"/>
         <w:insideV w:val="single" w:sz="8" w:space="0" w:color="F9B074" w:themeColor="accent6" w:themeTint="BF"/>
       </w:tblBorders>
+      <w:tblCellMar>
+        <w:top w:w="0" w:type="dxa"/>
+        <w:left w:w="108" w:type="dxa"/>
+        <w:bottom w:w="0" w:type="dxa"/>
+        <w:right w:w="108" w:type="dxa"/>
+      </w:tblCellMar>
     </w:tblPr>
     <w:tcPr>
       <w:shd w:val="clear" w:color="auto" w:fill="FDE4D0" w:themeFill="accent6" w:themeFillTint="3F"/>
@@ -9992,6 +10342,7 @@
     <w:tblPr>
       <w:tblStyleRowBandSize w:val="1"/>
       <w:tblStyleColBandSize w:val="1"/>
+      <w:tblInd w:w="0" w:type="dxa"/>
       <w:tblBorders>
         <w:top w:val="single" w:sz="8" w:space="0" w:color="000000" w:themeColor="text1"/>
         <w:left w:val="single" w:sz="8" w:space="0" w:color="000000" w:themeColor="text1"/>
@@ -10000,6 +10351,12 @@
         <w:insideH w:val="single" w:sz="8" w:space="0" w:color="000000" w:themeColor="text1"/>
         <w:insideV w:val="single" w:sz="8" w:space="0" w:color="000000" w:themeColor="text1"/>
       </w:tblBorders>
+      <w:tblCellMar>
+        <w:top w:w="0" w:type="dxa"/>
+        <w:left w:w="108" w:type="dxa"/>
+        <w:bottom w:w="0" w:type="dxa"/>
+        <w:right w:w="108" w:type="dxa"/>
+      </w:tblCellMar>
     </w:tblPr>
     <w:tcPr>
       <w:shd w:val="clear" w:color="auto" w:fill="C0C0C0" w:themeFill="text1" w:themeFillTint="3F"/>
@@ -10110,6 +10467,7 @@
     <w:tblPr>
       <w:tblStyleRowBandSize w:val="1"/>
       <w:tblStyleColBandSize w:val="1"/>
+      <w:tblInd w:w="0" w:type="dxa"/>
       <w:tblBorders>
         <w:top w:val="single" w:sz="8" w:space="0" w:color="4F81BD" w:themeColor="accent1"/>
         <w:left w:val="single" w:sz="8" w:space="0" w:color="4F81BD" w:themeColor="accent1"/>
@@ -10118,6 +10476,12 @@
         <w:insideH w:val="single" w:sz="8" w:space="0" w:color="4F81BD" w:themeColor="accent1"/>
         <w:insideV w:val="single" w:sz="8" w:space="0" w:color="4F81BD" w:themeColor="accent1"/>
       </w:tblBorders>
+      <w:tblCellMar>
+        <w:top w:w="0" w:type="dxa"/>
+        <w:left w:w="108" w:type="dxa"/>
+        <w:bottom w:w="0" w:type="dxa"/>
+        <w:right w:w="108" w:type="dxa"/>
+      </w:tblCellMar>
     </w:tblPr>
     <w:tcPr>
       <w:shd w:val="clear" w:color="auto" w:fill="D3DFEE" w:themeFill="accent1" w:themeFillTint="3F"/>
@@ -10228,6 +10592,7 @@
     <w:tblPr>
       <w:tblStyleRowBandSize w:val="1"/>
       <w:tblStyleColBandSize w:val="1"/>
+      <w:tblInd w:w="0" w:type="dxa"/>
       <w:tblBorders>
         <w:top w:val="single" w:sz="8" w:space="0" w:color="C0504D" w:themeColor="accent2"/>
         <w:left w:val="single" w:sz="8" w:space="0" w:color="C0504D" w:themeColor="accent2"/>
@@ -10236,6 +10601,12 @@
         <w:insideH w:val="single" w:sz="8" w:space="0" w:color="C0504D" w:themeColor="accent2"/>
         <w:insideV w:val="single" w:sz="8" w:space="0" w:color="C0504D" w:themeColor="accent2"/>
       </w:tblBorders>
+      <w:tblCellMar>
+        <w:top w:w="0" w:type="dxa"/>
+        <w:left w:w="108" w:type="dxa"/>
+        <w:bottom w:w="0" w:type="dxa"/>
+        <w:right w:w="108" w:type="dxa"/>
+      </w:tblCellMar>
     </w:tblPr>
     <w:tcPr>
       <w:shd w:val="clear" w:color="auto" w:fill="EFD3D2" w:themeFill="accent2" w:themeFillTint="3F"/>
@@ -10346,6 +10717,7 @@
     <w:tblPr>
       <w:tblStyleRowBandSize w:val="1"/>
       <w:tblStyleColBandSize w:val="1"/>
+      <w:tblInd w:w="0" w:type="dxa"/>
       <w:tblBorders>
         <w:top w:val="single" w:sz="8" w:space="0" w:color="9BBB59" w:themeColor="accent3"/>
         <w:left w:val="single" w:sz="8" w:space="0" w:color="9BBB59" w:themeColor="accent3"/>
@@ -10354,6 +10726,12 @@
         <w:insideH w:val="single" w:sz="8" w:space="0" w:color="9BBB59" w:themeColor="accent3"/>
         <w:insideV w:val="single" w:sz="8" w:space="0" w:color="9BBB59" w:themeColor="accent3"/>
       </w:tblBorders>
+      <w:tblCellMar>
+        <w:top w:w="0" w:type="dxa"/>
+        <w:left w:w="108" w:type="dxa"/>
+        <w:bottom w:w="0" w:type="dxa"/>
+        <w:right w:w="108" w:type="dxa"/>
+      </w:tblCellMar>
     </w:tblPr>
     <w:tcPr>
       <w:shd w:val="clear" w:color="auto" w:fill="E6EED5" w:themeFill="accent3" w:themeFillTint="3F"/>
@@ -10464,6 +10842,7 @@
     <w:tblPr>
       <w:tblStyleRowBandSize w:val="1"/>
       <w:tblStyleColBandSize w:val="1"/>
+      <w:tblInd w:w="0" w:type="dxa"/>
       <w:tblBorders>
         <w:top w:val="single" w:sz="8" w:space="0" w:color="8064A2" w:themeColor="accent4"/>
         <w:left w:val="single" w:sz="8" w:space="0" w:color="8064A2" w:themeColor="accent4"/>
@@ -10472,6 +10851,12 @@
         <w:insideH w:val="single" w:sz="8" w:space="0" w:color="8064A2" w:themeColor="accent4"/>
         <w:insideV w:val="single" w:sz="8" w:space="0" w:color="8064A2" w:themeColor="accent4"/>
       </w:tblBorders>
+      <w:tblCellMar>
+        <w:top w:w="0" w:type="dxa"/>
+        <w:left w:w="108" w:type="dxa"/>
+        <w:bottom w:w="0" w:type="dxa"/>
+        <w:right w:w="108" w:type="dxa"/>
+      </w:tblCellMar>
     </w:tblPr>
     <w:tcPr>
       <w:shd w:val="clear" w:color="auto" w:fill="DFD8E8" w:themeFill="accent4" w:themeFillTint="3F"/>
@@ -10582,6 +10967,7 @@
     <w:tblPr>
       <w:tblStyleRowBandSize w:val="1"/>
       <w:tblStyleColBandSize w:val="1"/>
+      <w:tblInd w:w="0" w:type="dxa"/>
       <w:tblBorders>
         <w:top w:val="single" w:sz="8" w:space="0" w:color="4BACC6" w:themeColor="accent5"/>
         <w:left w:val="single" w:sz="8" w:space="0" w:color="4BACC6" w:themeColor="accent5"/>
@@ -10590,6 +10976,12 @@
         <w:insideH w:val="single" w:sz="8" w:space="0" w:color="4BACC6" w:themeColor="accent5"/>
         <w:insideV w:val="single" w:sz="8" w:space="0" w:color="4BACC6" w:themeColor="accent5"/>
       </w:tblBorders>
+      <w:tblCellMar>
+        <w:top w:w="0" w:type="dxa"/>
+        <w:left w:w="108" w:type="dxa"/>
+        <w:bottom w:w="0" w:type="dxa"/>
+        <w:right w:w="108" w:type="dxa"/>
+      </w:tblCellMar>
     </w:tblPr>
     <w:tcPr>
       <w:shd w:val="clear" w:color="auto" w:fill="D2EAF1" w:themeFill="accent5" w:themeFillTint="3F"/>
@@ -10700,6 +11092,7 @@
     <w:tblPr>
       <w:tblStyleRowBandSize w:val="1"/>
       <w:tblStyleColBandSize w:val="1"/>
+      <w:tblInd w:w="0" w:type="dxa"/>
       <w:tblBorders>
         <w:top w:val="single" w:sz="8" w:space="0" w:color="F79646" w:themeColor="accent6"/>
         <w:left w:val="single" w:sz="8" w:space="0" w:color="F79646" w:themeColor="accent6"/>
@@ -10708,6 +11101,12 @@
         <w:insideH w:val="single" w:sz="8" w:space="0" w:color="F79646" w:themeColor="accent6"/>
         <w:insideV w:val="single" w:sz="8" w:space="0" w:color="F79646" w:themeColor="accent6"/>
       </w:tblBorders>
+      <w:tblCellMar>
+        <w:top w:w="0" w:type="dxa"/>
+        <w:left w:w="108" w:type="dxa"/>
+        <w:bottom w:w="0" w:type="dxa"/>
+        <w:right w:w="108" w:type="dxa"/>
+      </w:tblCellMar>
     </w:tblPr>
     <w:tcPr>
       <w:shd w:val="clear" w:color="auto" w:fill="FDE4D0" w:themeFill="accent6" w:themeFillTint="3F"/>
@@ -10814,6 +11213,7 @@
     <w:tblPr>
       <w:tblStyleRowBandSize w:val="1"/>
       <w:tblStyleColBandSize w:val="1"/>
+      <w:tblInd w:w="0" w:type="dxa"/>
       <w:tblBorders>
         <w:top w:val="single" w:sz="8" w:space="0" w:color="FFFFFF" w:themeColor="background1"/>
         <w:left w:val="single" w:sz="8" w:space="0" w:color="FFFFFF" w:themeColor="background1"/>
@@ -10822,6 +11222,12 @@
         <w:insideH w:val="single" w:sz="6" w:space="0" w:color="FFFFFF" w:themeColor="background1"/>
         <w:insideV w:val="single" w:sz="6" w:space="0" w:color="FFFFFF" w:themeColor="background1"/>
       </w:tblBorders>
+      <w:tblCellMar>
+        <w:top w:w="0" w:type="dxa"/>
+        <w:left w:w="108" w:type="dxa"/>
+        <w:bottom w:w="0" w:type="dxa"/>
+        <w:right w:w="108" w:type="dxa"/>
+      </w:tblCellMar>
     </w:tblPr>
     <w:tcPr>
       <w:shd w:val="clear" w:color="auto" w:fill="C0C0C0" w:themeFill="text1" w:themeFillTint="3F"/>
@@ -10948,6 +11354,7 @@
     <w:tblPr>
       <w:tblStyleRowBandSize w:val="1"/>
       <w:tblStyleColBandSize w:val="1"/>
+      <w:tblInd w:w="0" w:type="dxa"/>
       <w:tblBorders>
         <w:top w:val="single" w:sz="8" w:space="0" w:color="FFFFFF" w:themeColor="background1"/>
         <w:left w:val="single" w:sz="8" w:space="0" w:color="FFFFFF" w:themeColor="background1"/>
@@ -10956,6 +11363,12 @@
         <w:insideH w:val="single" w:sz="6" w:space="0" w:color="FFFFFF" w:themeColor="background1"/>
         <w:insideV w:val="single" w:sz="6" w:space="0" w:color="FFFFFF" w:themeColor="background1"/>
       </w:tblBorders>
+      <w:tblCellMar>
+        <w:top w:w="0" w:type="dxa"/>
+        <w:left w:w="108" w:type="dxa"/>
+        <w:bottom w:w="0" w:type="dxa"/>
+        <w:right w:w="108" w:type="dxa"/>
+      </w:tblCellMar>
     </w:tblPr>
     <w:tcPr>
       <w:shd w:val="clear" w:color="auto" w:fill="D3DFEE" w:themeFill="accent1" w:themeFillTint="3F"/>
@@ -11082,6 +11495,7 @@
     <w:tblPr>
       <w:tblStyleRowBandSize w:val="1"/>
       <w:tblStyleColBandSize w:val="1"/>
+      <w:tblInd w:w="0" w:type="dxa"/>
       <w:tblBorders>
         <w:top w:val="single" w:sz="8" w:space="0" w:color="FFFFFF" w:themeColor="background1"/>
         <w:left w:val="single" w:sz="8" w:space="0" w:color="FFFFFF" w:themeColor="background1"/>
@@ -11090,6 +11504,12 @@
         <w:insideH w:val="single" w:sz="6" w:space="0" w:color="FFFFFF" w:themeColor="background1"/>
         <w:insideV w:val="single" w:sz="6" w:space="0" w:color="FFFFFF" w:themeColor="background1"/>
       </w:tblBorders>
+      <w:tblCellMar>
+        <w:top w:w="0" w:type="dxa"/>
+        <w:left w:w="108" w:type="dxa"/>
+        <w:bottom w:w="0" w:type="dxa"/>
+        <w:right w:w="108" w:type="dxa"/>
+      </w:tblCellMar>
     </w:tblPr>
     <w:tcPr>
       <w:shd w:val="clear" w:color="auto" w:fill="EFD3D2" w:themeFill="accent2" w:themeFillTint="3F"/>
@@ -11216,6 +11636,7 @@
     <w:tblPr>
       <w:tblStyleRowBandSize w:val="1"/>
       <w:tblStyleColBandSize w:val="1"/>
+      <w:tblInd w:w="0" w:type="dxa"/>
       <w:tblBorders>
         <w:top w:val="single" w:sz="8" w:space="0" w:color="FFFFFF" w:themeColor="background1"/>
         <w:left w:val="single" w:sz="8" w:space="0" w:color="FFFFFF" w:themeColor="background1"/>
@@ -11224,6 +11645,12 @@
         <w:insideH w:val="single" w:sz="6" w:space="0" w:color="FFFFFF" w:themeColor="background1"/>
         <w:insideV w:val="single" w:sz="6" w:space="0" w:color="FFFFFF" w:themeColor="background1"/>
       </w:tblBorders>
+      <w:tblCellMar>
+        <w:top w:w="0" w:type="dxa"/>
+        <w:left w:w="108" w:type="dxa"/>
+        <w:bottom w:w="0" w:type="dxa"/>
+        <w:right w:w="108" w:type="dxa"/>
+      </w:tblCellMar>
     </w:tblPr>
     <w:tcPr>
       <w:shd w:val="clear" w:color="auto" w:fill="E6EED5" w:themeFill="accent3" w:themeFillTint="3F"/>
@@ -11350,6 +11777,7 @@
     <w:tblPr>
       <w:tblStyleRowBandSize w:val="1"/>
       <w:tblStyleColBandSize w:val="1"/>
+      <w:tblInd w:w="0" w:type="dxa"/>
       <w:tblBorders>
         <w:top w:val="single" w:sz="8" w:space="0" w:color="FFFFFF" w:themeColor="background1"/>
         <w:left w:val="single" w:sz="8" w:space="0" w:color="FFFFFF" w:themeColor="background1"/>
@@ -11358,6 +11786,12 @@
         <w:insideH w:val="single" w:sz="6" w:space="0" w:color="FFFFFF" w:themeColor="background1"/>
         <w:insideV w:val="single" w:sz="6" w:space="0" w:color="FFFFFF" w:themeColor="background1"/>
       </w:tblBorders>
+      <w:tblCellMar>
+        <w:top w:w="0" w:type="dxa"/>
+        <w:left w:w="108" w:type="dxa"/>
+        <w:bottom w:w="0" w:type="dxa"/>
+        <w:right w:w="108" w:type="dxa"/>
+      </w:tblCellMar>
     </w:tblPr>
     <w:tcPr>
       <w:shd w:val="clear" w:color="auto" w:fill="DFD8E8" w:themeFill="accent4" w:themeFillTint="3F"/>
@@ -11484,6 +11918,7 @@
     <w:tblPr>
       <w:tblStyleRowBandSize w:val="1"/>
       <w:tblStyleColBandSize w:val="1"/>
+      <w:tblInd w:w="0" w:type="dxa"/>
       <w:tblBorders>
         <w:top w:val="single" w:sz="8" w:space="0" w:color="FFFFFF" w:themeColor="background1"/>
         <w:left w:val="single" w:sz="8" w:space="0" w:color="FFFFFF" w:themeColor="background1"/>
@@ -11492,6 +11927,12 @@
         <w:insideH w:val="single" w:sz="6" w:space="0" w:color="FFFFFF" w:themeColor="background1"/>
         <w:insideV w:val="single" w:sz="6" w:space="0" w:color="FFFFFF" w:themeColor="background1"/>
       </w:tblBorders>
+      <w:tblCellMar>
+        <w:top w:w="0" w:type="dxa"/>
+        <w:left w:w="108" w:type="dxa"/>
+        <w:bottom w:w="0" w:type="dxa"/>
+        <w:right w:w="108" w:type="dxa"/>
+      </w:tblCellMar>
     </w:tblPr>
     <w:tcPr>
       <w:shd w:val="clear" w:color="auto" w:fill="D2EAF1" w:themeFill="accent5" w:themeFillTint="3F"/>
@@ -11618,6 +12059,7 @@
     <w:tblPr>
       <w:tblStyleRowBandSize w:val="1"/>
       <w:tblStyleColBandSize w:val="1"/>
+      <w:tblInd w:w="0" w:type="dxa"/>
       <w:tblBorders>
         <w:top w:val="single" w:sz="8" w:space="0" w:color="FFFFFF" w:themeColor="background1"/>
         <w:left w:val="single" w:sz="8" w:space="0" w:color="FFFFFF" w:themeColor="background1"/>
@@ -11626,6 +12068,12 @@
         <w:insideH w:val="single" w:sz="6" w:space="0" w:color="FFFFFF" w:themeColor="background1"/>
         <w:insideV w:val="single" w:sz="6" w:space="0" w:color="FFFFFF" w:themeColor="background1"/>
       </w:tblBorders>
+      <w:tblCellMar>
+        <w:top w:w="0" w:type="dxa"/>
+        <w:left w:w="108" w:type="dxa"/>
+        <w:bottom w:w="0" w:type="dxa"/>
+        <w:right w:w="108" w:type="dxa"/>
+      </w:tblCellMar>
     </w:tblPr>
     <w:tcPr>
       <w:shd w:val="clear" w:color="auto" w:fill="FDE4D0" w:themeFill="accent6" w:themeFillTint="3F"/>
@@ -11755,6 +12203,13 @@
     <w:tblPr>
       <w:tblStyleRowBandSize w:val="1"/>
       <w:tblStyleColBandSize w:val="1"/>
+      <w:tblInd w:w="0" w:type="dxa"/>
+      <w:tblCellMar>
+        <w:top w:w="0" w:type="dxa"/>
+        <w:left w:w="108" w:type="dxa"/>
+        <w:bottom w:w="0" w:type="dxa"/>
+        <w:right w:w="108" w:type="dxa"/>
+      </w:tblCellMar>
     </w:tblPr>
     <w:tcPr>
       <w:shd w:val="clear" w:color="auto" w:fill="000000" w:themeFill="text1"/>
@@ -11862,6 +12317,13 @@
     <w:tblPr>
       <w:tblStyleRowBandSize w:val="1"/>
       <w:tblStyleColBandSize w:val="1"/>
+      <w:tblInd w:w="0" w:type="dxa"/>
+      <w:tblCellMar>
+        <w:top w:w="0" w:type="dxa"/>
+        <w:left w:w="108" w:type="dxa"/>
+        <w:bottom w:w="0" w:type="dxa"/>
+        <w:right w:w="108" w:type="dxa"/>
+      </w:tblCellMar>
     </w:tblPr>
     <w:tcPr>
       <w:shd w:val="clear" w:color="auto" w:fill="4F81BD" w:themeFill="accent1"/>
@@ -11969,6 +12431,13 @@
     <w:tblPr>
       <w:tblStyleRowBandSize w:val="1"/>
       <w:tblStyleColBandSize w:val="1"/>
+      <w:tblInd w:w="0" w:type="dxa"/>
+      <w:tblCellMar>
+        <w:top w:w="0" w:type="dxa"/>
+        <w:left w:w="108" w:type="dxa"/>
+        <w:bottom w:w="0" w:type="dxa"/>
+        <w:right w:w="108" w:type="dxa"/>
+      </w:tblCellMar>
     </w:tblPr>
     <w:tcPr>
       <w:shd w:val="clear" w:color="auto" w:fill="C0504D" w:themeFill="accent2"/>
@@ -12076,6 +12545,13 @@
     <w:tblPr>
       <w:tblStyleRowBandSize w:val="1"/>
       <w:tblStyleColBandSize w:val="1"/>
+      <w:tblInd w:w="0" w:type="dxa"/>
+      <w:tblCellMar>
+        <w:top w:w="0" w:type="dxa"/>
+        <w:left w:w="108" w:type="dxa"/>
+        <w:bottom w:w="0" w:type="dxa"/>
+        <w:right w:w="108" w:type="dxa"/>
+      </w:tblCellMar>
     </w:tblPr>
     <w:tcPr>
       <w:shd w:val="clear" w:color="auto" w:fill="9BBB59" w:themeFill="accent3"/>
@@ -12183,6 +12659,13 @@
     <w:tblPr>
       <w:tblStyleRowBandSize w:val="1"/>
       <w:tblStyleColBandSize w:val="1"/>
+      <w:tblInd w:w="0" w:type="dxa"/>
+      <w:tblCellMar>
+        <w:top w:w="0" w:type="dxa"/>
+        <w:left w:w="108" w:type="dxa"/>
+        <w:bottom w:w="0" w:type="dxa"/>
+        <w:right w:w="108" w:type="dxa"/>
+      </w:tblCellMar>
     </w:tblPr>
     <w:tcPr>
       <w:shd w:val="clear" w:color="auto" w:fill="8064A2" w:themeFill="accent4"/>
@@ -12290,6 +12773,13 @@
     <w:tblPr>
       <w:tblStyleRowBandSize w:val="1"/>
       <w:tblStyleColBandSize w:val="1"/>
+      <w:tblInd w:w="0" w:type="dxa"/>
+      <w:tblCellMar>
+        <w:top w:w="0" w:type="dxa"/>
+        <w:left w:w="108" w:type="dxa"/>
+        <w:bottom w:w="0" w:type="dxa"/>
+        <w:right w:w="108" w:type="dxa"/>
+      </w:tblCellMar>
     </w:tblPr>
     <w:tcPr>
       <w:shd w:val="clear" w:color="auto" w:fill="4BACC6" w:themeFill="accent5"/>
@@ -12397,6 +12887,13 @@
     <w:tblPr>
       <w:tblStyleRowBandSize w:val="1"/>
       <w:tblStyleColBandSize w:val="1"/>
+      <w:tblInd w:w="0" w:type="dxa"/>
+      <w:tblCellMar>
+        <w:top w:w="0" w:type="dxa"/>
+        <w:left w:w="108" w:type="dxa"/>
+        <w:bottom w:w="0" w:type="dxa"/>
+        <w:right w:w="108" w:type="dxa"/>
+      </w:tblCellMar>
     </w:tblPr>
     <w:tcPr>
       <w:shd w:val="clear" w:color="auto" w:fill="F79646" w:themeFill="accent6"/>
@@ -12504,6 +13001,7 @@
     <w:tblPr>
       <w:tblStyleRowBandSize w:val="1"/>
       <w:tblStyleColBandSize w:val="1"/>
+      <w:tblInd w:w="0" w:type="dxa"/>
       <w:tblBorders>
         <w:top w:val="single" w:sz="24" w:space="0" w:color="C0504D" w:themeColor="accent2"/>
         <w:left w:val="single" w:sz="4" w:space="0" w:color="000000" w:themeColor="text1"/>
@@ -12512,6 +13010,12 @@
         <w:insideH w:val="single" w:sz="4" w:space="0" w:color="FFFFFF" w:themeColor="background1"/>
         <w:insideV w:val="single" w:sz="4" w:space="0" w:color="FFFFFF" w:themeColor="background1"/>
       </w:tblBorders>
+      <w:tblCellMar>
+        <w:top w:w="0" w:type="dxa"/>
+        <w:left w:w="108" w:type="dxa"/>
+        <w:bottom w:w="0" w:type="dxa"/>
+        <w:right w:w="108" w:type="dxa"/>
+      </w:tblCellMar>
     </w:tblPr>
     <w:tcPr>
       <w:shd w:val="clear" w:color="auto" w:fill="E6E6E6" w:themeFill="text1" w:themeFillTint="19"/>
@@ -12619,6 +13123,7 @@
     <w:tblPr>
       <w:tblStyleRowBandSize w:val="1"/>
       <w:tblStyleColBandSize w:val="1"/>
+      <w:tblInd w:w="0" w:type="dxa"/>
       <w:tblBorders>
         <w:top w:val="single" w:sz="24" w:space="0" w:color="C0504D" w:themeColor="accent2"/>
         <w:left w:val="single" w:sz="4" w:space="0" w:color="4F81BD" w:themeColor="accent1"/>
@@ -12627,6 +13132,12 @@
         <w:insideH w:val="single" w:sz="4" w:space="0" w:color="FFFFFF" w:themeColor="background1"/>
         <w:insideV w:val="single" w:sz="4" w:space="0" w:color="FFFFFF" w:themeColor="background1"/>
       </w:tblBorders>
+      <w:tblCellMar>
+        <w:top w:w="0" w:type="dxa"/>
+        <w:left w:w="108" w:type="dxa"/>
+        <w:bottom w:w="0" w:type="dxa"/>
+        <w:right w:w="108" w:type="dxa"/>
+      </w:tblCellMar>
     </w:tblPr>
     <w:tcPr>
       <w:shd w:val="clear" w:color="auto" w:fill="EDF2F8" w:themeFill="accent1" w:themeFillTint="19"/>
@@ -12734,6 +13245,7 @@
     <w:tblPr>
       <w:tblStyleRowBandSize w:val="1"/>
       <w:tblStyleColBandSize w:val="1"/>
+      <w:tblInd w:w="0" w:type="dxa"/>
       <w:tblBorders>
         <w:top w:val="single" w:sz="24" w:space="0" w:color="C0504D" w:themeColor="accent2"/>
         <w:left w:val="single" w:sz="4" w:space="0" w:color="C0504D" w:themeColor="accent2"/>
@@ -12742,6 +13254,12 @@
         <w:insideH w:val="single" w:sz="4" w:space="0" w:color="FFFFFF" w:themeColor="background1"/>
         <w:insideV w:val="single" w:sz="4" w:space="0" w:color="FFFFFF" w:themeColor="background1"/>
       </w:tblBorders>
+      <w:tblCellMar>
+        <w:top w:w="0" w:type="dxa"/>
+        <w:left w:w="108" w:type="dxa"/>
+        <w:bottom w:w="0" w:type="dxa"/>
+        <w:right w:w="108" w:type="dxa"/>
+      </w:tblCellMar>
     </w:tblPr>
     <w:tcPr>
       <w:shd w:val="clear" w:color="auto" w:fill="F8EDED" w:themeFill="accent2" w:themeFillTint="19"/>
@@ -12849,6 +13367,7 @@
     <w:tblPr>
       <w:tblStyleRowBandSize w:val="1"/>
       <w:tblStyleColBandSize w:val="1"/>
+      <w:tblInd w:w="0" w:type="dxa"/>
       <w:tblBorders>
         <w:top w:val="single" w:sz="24" w:space="0" w:color="8064A2" w:themeColor="accent4"/>
         <w:left w:val="single" w:sz="4" w:space="0" w:color="9BBB59" w:themeColor="accent3"/>
@@ -12857,6 +13376,12 @@
         <w:insideH w:val="single" w:sz="4" w:space="0" w:color="FFFFFF" w:themeColor="background1"/>
         <w:insideV w:val="single" w:sz="4" w:space="0" w:color="FFFFFF" w:themeColor="background1"/>
       </w:tblBorders>
+      <w:tblCellMar>
+        <w:top w:w="0" w:type="dxa"/>
+        <w:left w:w="108" w:type="dxa"/>
+        <w:bottom w:w="0" w:type="dxa"/>
+        <w:right w:w="108" w:type="dxa"/>
+      </w:tblCellMar>
     </w:tblPr>
     <w:tcPr>
       <w:shd w:val="clear" w:color="auto" w:fill="F5F8EE" w:themeFill="accent3" w:themeFillTint="19"/>
@@ -12954,6 +13479,7 @@
     <w:tblPr>
       <w:tblStyleRowBandSize w:val="1"/>
       <w:tblStyleColBandSize w:val="1"/>
+      <w:tblInd w:w="0" w:type="dxa"/>
       <w:tblBorders>
         <w:top w:val="single" w:sz="24" w:space="0" w:color="9BBB59" w:themeColor="accent3"/>
         <w:left w:val="single" w:sz="4" w:space="0" w:color="8064A2" w:themeColor="accent4"/>
@@ -12962,6 +13488,12 @@
         <w:insideH w:val="single" w:sz="4" w:space="0" w:color="FFFFFF" w:themeColor="background1"/>
         <w:insideV w:val="single" w:sz="4" w:space="0" w:color="FFFFFF" w:themeColor="background1"/>
       </w:tblBorders>
+      <w:tblCellMar>
+        <w:top w:w="0" w:type="dxa"/>
+        <w:left w:w="108" w:type="dxa"/>
+        <w:bottom w:w="0" w:type="dxa"/>
+        <w:right w:w="108" w:type="dxa"/>
+      </w:tblCellMar>
     </w:tblPr>
     <w:tcPr>
       <w:shd w:val="clear" w:color="auto" w:fill="F2EFF6" w:themeFill="accent4" w:themeFillTint="19"/>
@@ -13069,6 +13601,7 @@
     <w:tblPr>
       <w:tblStyleRowBandSize w:val="1"/>
       <w:tblStyleColBandSize w:val="1"/>
+      <w:tblInd w:w="0" w:type="dxa"/>
       <w:tblBorders>
         <w:top w:val="single" w:sz="24" w:space="0" w:color="F79646" w:themeColor="accent6"/>
         <w:left w:val="single" w:sz="4" w:space="0" w:color="4BACC6" w:themeColor="accent5"/>
@@ -13077,6 +13610,12 @@
         <w:insideH w:val="single" w:sz="4" w:space="0" w:color="FFFFFF" w:themeColor="background1"/>
         <w:insideV w:val="single" w:sz="4" w:space="0" w:color="FFFFFF" w:themeColor="background1"/>
       </w:tblBorders>
+      <w:tblCellMar>
+        <w:top w:w="0" w:type="dxa"/>
+        <w:left w:w="108" w:type="dxa"/>
+        <w:bottom w:w="0" w:type="dxa"/>
+        <w:right w:w="108" w:type="dxa"/>
+      </w:tblCellMar>
     </w:tblPr>
     <w:tcPr>
       <w:shd w:val="clear" w:color="auto" w:fill="EDF6F9" w:themeFill="accent5" w:themeFillTint="19"/>
@@ -13184,6 +13723,7 @@
     <w:tblPr>
       <w:tblStyleRowBandSize w:val="1"/>
       <w:tblStyleColBandSize w:val="1"/>
+      <w:tblInd w:w="0" w:type="dxa"/>
       <w:tblBorders>
         <w:top w:val="single" w:sz="24" w:space="0" w:color="4BACC6" w:themeColor="accent5"/>
         <w:left w:val="single" w:sz="4" w:space="0" w:color="F79646" w:themeColor="accent6"/>
@@ -13192,6 +13732,12 @@
         <w:insideH w:val="single" w:sz="4" w:space="0" w:color="FFFFFF" w:themeColor="background1"/>
         <w:insideV w:val="single" w:sz="4" w:space="0" w:color="FFFFFF" w:themeColor="background1"/>
       </w:tblBorders>
+      <w:tblCellMar>
+        <w:top w:w="0" w:type="dxa"/>
+        <w:left w:w="108" w:type="dxa"/>
+        <w:bottom w:w="0" w:type="dxa"/>
+        <w:right w:w="108" w:type="dxa"/>
+      </w:tblCellMar>
     </w:tblPr>
     <w:tcPr>
       <w:shd w:val="clear" w:color="auto" w:fill="FEF4EC" w:themeFill="accent6" w:themeFillTint="19"/>
@@ -13299,6 +13845,13 @@
     <w:tblPr>
       <w:tblStyleRowBandSize w:val="1"/>
       <w:tblStyleColBandSize w:val="1"/>
+      <w:tblInd w:w="0" w:type="dxa"/>
+      <w:tblCellMar>
+        <w:top w:w="0" w:type="dxa"/>
+        <w:left w:w="108" w:type="dxa"/>
+        <w:bottom w:w="0" w:type="dxa"/>
+        <w:right w:w="108" w:type="dxa"/>
+      </w:tblCellMar>
     </w:tblPr>
     <w:tcPr>
       <w:shd w:val="clear" w:color="auto" w:fill="E6E6E6" w:themeFill="text1" w:themeFillTint="19"/>
@@ -13378,6 +13931,13 @@
     <w:tblPr>
       <w:tblStyleRowBandSize w:val="1"/>
       <w:tblStyleColBandSize w:val="1"/>
+      <w:tblInd w:w="0" w:type="dxa"/>
+      <w:tblCellMar>
+        <w:top w:w="0" w:type="dxa"/>
+        <w:left w:w="108" w:type="dxa"/>
+        <w:bottom w:w="0" w:type="dxa"/>
+        <w:right w:w="108" w:type="dxa"/>
+      </w:tblCellMar>
     </w:tblPr>
     <w:tcPr>
       <w:shd w:val="clear" w:color="auto" w:fill="EDF2F8" w:themeFill="accent1" w:themeFillTint="19"/>
@@ -13457,6 +14017,13 @@
     <w:tblPr>
       <w:tblStyleRowBandSize w:val="1"/>
       <w:tblStyleColBandSize w:val="1"/>
+      <w:tblInd w:w="0" w:type="dxa"/>
+      <w:tblCellMar>
+        <w:top w:w="0" w:type="dxa"/>
+        <w:left w:w="108" w:type="dxa"/>
+        <w:bottom w:w="0" w:type="dxa"/>
+        <w:right w:w="108" w:type="dxa"/>
+      </w:tblCellMar>
     </w:tblPr>
     <w:tcPr>
       <w:shd w:val="clear" w:color="auto" w:fill="F8EDED" w:themeFill="accent2" w:themeFillTint="19"/>
@@ -13536,6 +14103,13 @@
     <w:tblPr>
       <w:tblStyleRowBandSize w:val="1"/>
       <w:tblStyleColBandSize w:val="1"/>
+      <w:tblInd w:w="0" w:type="dxa"/>
+      <w:tblCellMar>
+        <w:top w:w="0" w:type="dxa"/>
+        <w:left w:w="108" w:type="dxa"/>
+        <w:bottom w:w="0" w:type="dxa"/>
+        <w:right w:w="108" w:type="dxa"/>
+      </w:tblCellMar>
     </w:tblPr>
     <w:tcPr>
       <w:shd w:val="clear" w:color="auto" w:fill="F5F8EE" w:themeFill="accent3" w:themeFillTint="19"/>
@@ -13615,6 +14189,13 @@
     <w:tblPr>
       <w:tblStyleRowBandSize w:val="1"/>
       <w:tblStyleColBandSize w:val="1"/>
+      <w:tblInd w:w="0" w:type="dxa"/>
+      <w:tblCellMar>
+        <w:top w:w="0" w:type="dxa"/>
+        <w:left w:w="108" w:type="dxa"/>
+        <w:bottom w:w="0" w:type="dxa"/>
+        <w:right w:w="108" w:type="dxa"/>
+      </w:tblCellMar>
     </w:tblPr>
     <w:tcPr>
       <w:shd w:val="clear" w:color="auto" w:fill="F2EFF6" w:themeFill="accent4" w:themeFillTint="19"/>
@@ -13694,6 +14275,13 @@
     <w:tblPr>
       <w:tblStyleRowBandSize w:val="1"/>
       <w:tblStyleColBandSize w:val="1"/>
+      <w:tblInd w:w="0" w:type="dxa"/>
+      <w:tblCellMar>
+        <w:top w:w="0" w:type="dxa"/>
+        <w:left w:w="108" w:type="dxa"/>
+        <w:bottom w:w="0" w:type="dxa"/>
+        <w:right w:w="108" w:type="dxa"/>
+      </w:tblCellMar>
     </w:tblPr>
     <w:tcPr>
       <w:shd w:val="clear" w:color="auto" w:fill="EDF6F9" w:themeFill="accent5" w:themeFillTint="19"/>
@@ -13773,6 +14361,13 @@
     <w:tblPr>
       <w:tblStyleRowBandSize w:val="1"/>
       <w:tblStyleColBandSize w:val="1"/>
+      <w:tblInd w:w="0" w:type="dxa"/>
+      <w:tblCellMar>
+        <w:top w:w="0" w:type="dxa"/>
+        <w:left w:w="108" w:type="dxa"/>
+        <w:bottom w:w="0" w:type="dxa"/>
+        <w:right w:w="108" w:type="dxa"/>
+      </w:tblCellMar>
     </w:tblPr>
     <w:tcPr>
       <w:shd w:val="clear" w:color="auto" w:fill="FEF4EC" w:themeFill="accent6" w:themeFillTint="19"/>
@@ -13852,9 +14447,16 @@
     <w:tblPr>
       <w:tblStyleRowBandSize w:val="1"/>
       <w:tblStyleColBandSize w:val="1"/>
+      <w:tblInd w:w="0" w:type="dxa"/>
       <w:tblBorders>
         <w:insideH w:val="single" w:sz="4" w:space="0" w:color="FFFFFF" w:themeColor="background1"/>
       </w:tblBorders>
+      <w:tblCellMar>
+        <w:top w:w="0" w:type="dxa"/>
+        <w:left w:w="108" w:type="dxa"/>
+        <w:bottom w:w="0" w:type="dxa"/>
+        <w:right w:w="108" w:type="dxa"/>
+      </w:tblCellMar>
     </w:tblPr>
     <w:tcPr>
       <w:shd w:val="clear" w:color="auto" w:fill="CCCCCC" w:themeFill="text1" w:themeFillTint="33"/>
@@ -13925,9 +14527,16 @@
     <w:tblPr>
       <w:tblStyleRowBandSize w:val="1"/>
       <w:tblStyleColBandSize w:val="1"/>
+      <w:tblInd w:w="0" w:type="dxa"/>
       <w:tblBorders>
         <w:insideH w:val="single" w:sz="4" w:space="0" w:color="FFFFFF" w:themeColor="background1"/>
       </w:tblBorders>
+      <w:tblCellMar>
+        <w:top w:w="0" w:type="dxa"/>
+        <w:left w:w="108" w:type="dxa"/>
+        <w:bottom w:w="0" w:type="dxa"/>
+        <w:right w:w="108" w:type="dxa"/>
+      </w:tblCellMar>
     </w:tblPr>
     <w:tcPr>
       <w:shd w:val="clear" w:color="auto" w:fill="DBE5F1" w:themeFill="accent1" w:themeFillTint="33"/>
@@ -13998,9 +14607,16 @@
     <w:tblPr>
       <w:tblStyleRowBandSize w:val="1"/>
       <w:tblStyleColBandSize w:val="1"/>
+      <w:tblInd w:w="0" w:type="dxa"/>
       <w:tblBorders>
         <w:insideH w:val="single" w:sz="4" w:space="0" w:color="FFFFFF" w:themeColor="background1"/>
       </w:tblBorders>
+      <w:tblCellMar>
+        <w:top w:w="0" w:type="dxa"/>
+        <w:left w:w="108" w:type="dxa"/>
+        <w:bottom w:w="0" w:type="dxa"/>
+        <w:right w:w="108" w:type="dxa"/>
+      </w:tblCellMar>
     </w:tblPr>
     <w:tcPr>
       <w:shd w:val="clear" w:color="auto" w:fill="F2DBDB" w:themeFill="accent2" w:themeFillTint="33"/>
@@ -14071,9 +14687,16 @@
     <w:tblPr>
       <w:tblStyleRowBandSize w:val="1"/>
       <w:tblStyleColBandSize w:val="1"/>
+      <w:tblInd w:w="0" w:type="dxa"/>
       <w:tblBorders>
         <w:insideH w:val="single" w:sz="4" w:space="0" w:color="FFFFFF" w:themeColor="background1"/>
       </w:tblBorders>
+      <w:tblCellMar>
+        <w:top w:w="0" w:type="dxa"/>
+        <w:left w:w="108" w:type="dxa"/>
+        <w:bottom w:w="0" w:type="dxa"/>
+        <w:right w:w="108" w:type="dxa"/>
+      </w:tblCellMar>
     </w:tblPr>
     <w:tcPr>
       <w:shd w:val="clear" w:color="auto" w:fill="EAF1DD" w:themeFill="accent3" w:themeFillTint="33"/>
@@ -14144,9 +14767,16 @@
     <w:tblPr>
       <w:tblStyleRowBandSize w:val="1"/>
       <w:tblStyleColBandSize w:val="1"/>
+      <w:tblInd w:w="0" w:type="dxa"/>
       <w:tblBorders>
         <w:insideH w:val="single" w:sz="4" w:space="0" w:color="FFFFFF" w:themeColor="background1"/>
       </w:tblBorders>
+      <w:tblCellMar>
+        <w:top w:w="0" w:type="dxa"/>
+        <w:left w:w="108" w:type="dxa"/>
+        <w:bottom w:w="0" w:type="dxa"/>
+        <w:right w:w="108" w:type="dxa"/>
+      </w:tblCellMar>
     </w:tblPr>
     <w:tcPr>
       <w:shd w:val="clear" w:color="auto" w:fill="E5DFEC" w:themeFill="accent4" w:themeFillTint="33"/>
@@ -14217,9 +14847,16 @@
     <w:tblPr>
       <w:tblStyleRowBandSize w:val="1"/>
       <w:tblStyleColBandSize w:val="1"/>
+      <w:tblInd w:w="0" w:type="dxa"/>
       <w:tblBorders>
         <w:insideH w:val="single" w:sz="4" w:space="0" w:color="FFFFFF" w:themeColor="background1"/>
       </w:tblBorders>
+      <w:tblCellMar>
+        <w:top w:w="0" w:type="dxa"/>
+        <w:left w:w="108" w:type="dxa"/>
+        <w:bottom w:w="0" w:type="dxa"/>
+        <w:right w:w="108" w:type="dxa"/>
+      </w:tblCellMar>
     </w:tblPr>
     <w:tcPr>
       <w:shd w:val="clear" w:color="auto" w:fill="DAEEF3" w:themeFill="accent5" w:themeFillTint="33"/>
@@ -14290,9 +14927,16 @@
     <w:tblPr>
       <w:tblStyleRowBandSize w:val="1"/>
       <w:tblStyleColBandSize w:val="1"/>
+      <w:tblInd w:w="0" w:type="dxa"/>
       <w:tblBorders>
         <w:insideH w:val="single" w:sz="4" w:space="0" w:color="FFFFFF" w:themeColor="background1"/>
       </w:tblBorders>
+      <w:tblCellMar>
+        <w:top w:w="0" w:type="dxa"/>
+        <w:left w:w="108" w:type="dxa"/>
+        <w:bottom w:w="0" w:type="dxa"/>
+        <w:right w:w="108" w:type="dxa"/>
+      </w:tblCellMar>
     </w:tblPr>
     <w:tcPr>
       <w:shd w:val="clear" w:color="auto" w:fill="FDE9D9" w:themeFill="accent6" w:themeFillTint="33"/>
@@ -14677,7 +15321,7 @@
 </file>
 
 <file path=customXml/itemProps1.xml><?xml version="1.0" encoding="utf-8"?>
-<ds:datastoreItem xmlns:ds="http://schemas.openxmlformats.org/officeDocument/2006/customXml" ds:itemID="{EF278816-EC6F-A645-907D-7F25AECB1D4A}">
+<ds:datastoreItem xmlns:ds="http://schemas.openxmlformats.org/officeDocument/2006/customXml" ds:itemID="{740FE323-760F-4052-8E7C-80C277C32864}">
   <ds:schemaRefs>
     <ds:schemaRef ds:uri="http://schemas.openxmlformats.org/officeDocument/2006/bibliography"/>
   </ds:schemaRefs>
